--- a/ΠΛΑΤΦΟΡΜΑ ΦΟΙΤΗΤΙΚΩΝ ΟΜΑΔΩΝ.docx
+++ b/ΠΛΑΤΦΟΡΜΑ ΦΟΙΤΗΤΙΚΩΝ ΟΜΑΔΩΝ.docx
@@ -1,10 +1,10 @@
 
 <file path=word/document.xml><?xml version="1.0" encoding="utf-8"?>
-<w:document xmlns:wpc="http://schemas.microsoft.com/office/word/2010/wordprocessingCanvas" xmlns:mc="http://schemas.openxmlformats.org/markup-compatibility/2006" xmlns:o="urn:schemas-microsoft-com:office:office" xmlns:r="http://schemas.openxmlformats.org/officeDocument/2006/relationships" xmlns:m="http://schemas.openxmlformats.org/officeDocument/2006/math" xmlns:v="urn:schemas-microsoft-com:vml" xmlns:wp14="http://schemas.microsoft.com/office/word/2010/wordprocessingDrawing" xmlns:wp="http://schemas.openxmlformats.org/drawingml/2006/wordprocessingDrawing" xmlns:w10="urn:schemas-microsoft-com:office:word" xmlns:w="http://schemas.openxmlformats.org/wordprocessingml/2006/main" xmlns:w14="http://schemas.microsoft.com/office/word/2010/wordml" xmlns:w15="http://schemas.microsoft.com/office/word/2012/wordml" xmlns:wpg="http://schemas.microsoft.com/office/word/2010/wordprocessingGroup" xmlns:wpi="http://schemas.microsoft.com/office/word/2010/wordprocessingInk" xmlns:wne="http://schemas.microsoft.com/office/word/2006/wordml" xmlns:wps="http://schemas.microsoft.com/office/word/2010/wordprocessingShape" mc:Ignorable="w14 w15 wp14">
+<w:document xmlns:wpc="http://schemas.microsoft.com/office/word/2010/wordprocessingCanvas" xmlns:cx="http://schemas.microsoft.com/office/drawing/2014/chartex" xmlns:cx1="http://schemas.microsoft.com/office/drawing/2015/9/8/chartex" xmlns:cx2="http://schemas.microsoft.com/office/drawing/2015/10/21/chartex" xmlns:cx3="http://schemas.microsoft.com/office/drawing/2016/5/9/chartex" xmlns:cx4="http://schemas.microsoft.com/office/drawing/2016/5/10/chartex" xmlns:cx5="http://schemas.microsoft.com/office/drawing/2016/5/11/chartex" xmlns:cx6="http://schemas.microsoft.com/office/drawing/2016/5/12/chartex" xmlns:cx7="http://schemas.microsoft.com/office/drawing/2016/5/13/chartex" xmlns:cx8="http://schemas.microsoft.com/office/drawing/2016/5/14/chartex" xmlns:mc="http://schemas.openxmlformats.org/markup-compatibility/2006" xmlns:aink="http://schemas.microsoft.com/office/drawing/2016/ink" xmlns:am3d="http://schemas.microsoft.com/office/drawing/2017/model3d" xmlns:o="urn:schemas-microsoft-com:office:office" xmlns:oel="http://schemas.microsoft.com/office/2019/extlst" xmlns:r="http://schemas.openxmlformats.org/officeDocument/2006/relationships" xmlns:m="http://schemas.openxmlformats.org/officeDocument/2006/math" xmlns:v="urn:schemas-microsoft-com:vml" xmlns:wp14="http://schemas.microsoft.com/office/word/2010/wordprocessingDrawing" xmlns:wp="http://schemas.openxmlformats.org/drawingml/2006/wordprocessingDrawing" xmlns:w10="urn:schemas-microsoft-com:office:word" xmlns:w="http://schemas.openxmlformats.org/wordprocessingml/2006/main" xmlns:w14="http://schemas.microsoft.com/office/word/2010/wordml" xmlns:w15="http://schemas.microsoft.com/office/word/2012/wordml" xmlns:w16cex="http://schemas.microsoft.com/office/word/2018/wordml/cex" xmlns:w16cid="http://schemas.microsoft.com/office/word/2016/wordml/cid" xmlns:w16="http://schemas.microsoft.com/office/word/2018/wordml" xmlns:w16du="http://schemas.microsoft.com/office/word/2023/wordml/word16du" xmlns:w16sdtdh="http://schemas.microsoft.com/office/word/2020/wordml/sdtdatahash" xmlns:w16sdtfl="http://schemas.microsoft.com/office/word/2024/wordml/sdtformatlock" xmlns:w16se="http://schemas.microsoft.com/office/word/2015/wordml/symex" xmlns:wpg="http://schemas.microsoft.com/office/word/2010/wordprocessingGroup" xmlns:wpi="http://schemas.microsoft.com/office/word/2010/wordprocessingInk" xmlns:wne="http://schemas.microsoft.com/office/word/2006/wordml" xmlns:wps="http://schemas.microsoft.com/office/word/2010/wordprocessingShape" mc:Ignorable="w14 w15 w16se w16cid w16 w16cex w16sdtdh w16sdtfl w16du wp14">
   <w:body>
     <w:p>
       <w:pPr>
-        <w:pStyle w:val="a3"/>
+        <w:pStyle w:val="Title"/>
         <w:rPr>
           <w:b/>
           <w:color w:val="2F5496" w:themeColor="accent5" w:themeShade="BF"/>
@@ -132,67 +132,7 @@
           <w:szCs w:val="24"/>
           <w:lang w:eastAsia="el-GR"/>
         </w:rPr>
-        <w:t xml:space="preserve"> των φοιτητικών συλλόγων σε διάφορα μέσα (</w:t>
-      </w:r>
-      <w:proofErr w:type="spellStart"/>
-      <w:r>
-        <w:rPr>
-          <w:rFonts w:ascii="Times New Roman" w:eastAsia="Times New Roman" w:hAnsi="Times New Roman" w:cs="Times New Roman"/>
-          <w:sz w:val="24"/>
-          <w:szCs w:val="24"/>
-          <w:lang w:eastAsia="el-GR"/>
-        </w:rPr>
-        <w:t>Instagram</w:t>
-      </w:r>
-      <w:proofErr w:type="spellEnd"/>
-      <w:r>
-        <w:rPr>
-          <w:rFonts w:ascii="Times New Roman" w:eastAsia="Times New Roman" w:hAnsi="Times New Roman" w:cs="Times New Roman"/>
-          <w:sz w:val="24"/>
-          <w:szCs w:val="24"/>
-          <w:lang w:eastAsia="el-GR"/>
-        </w:rPr>
-        <w:t xml:space="preserve">, Facebook, </w:t>
-      </w:r>
-      <w:proofErr w:type="spellStart"/>
-      <w:r>
-        <w:rPr>
-          <w:rFonts w:ascii="Times New Roman" w:eastAsia="Times New Roman" w:hAnsi="Times New Roman" w:cs="Times New Roman"/>
-          <w:sz w:val="24"/>
-          <w:szCs w:val="24"/>
-          <w:lang w:eastAsia="el-GR"/>
-        </w:rPr>
-        <w:t>Google</w:t>
-      </w:r>
-      <w:proofErr w:type="spellEnd"/>
-      <w:r>
-        <w:rPr>
-          <w:rFonts w:ascii="Times New Roman" w:eastAsia="Times New Roman" w:hAnsi="Times New Roman" w:cs="Times New Roman"/>
-          <w:sz w:val="24"/>
-          <w:szCs w:val="24"/>
-          <w:lang w:eastAsia="el-GR"/>
-        </w:rPr>
-        <w:t xml:space="preserve"> </w:t>
-      </w:r>
-      <w:proofErr w:type="spellStart"/>
-      <w:r>
-        <w:rPr>
-          <w:rFonts w:ascii="Times New Roman" w:eastAsia="Times New Roman" w:hAnsi="Times New Roman" w:cs="Times New Roman"/>
-          <w:sz w:val="24"/>
-          <w:szCs w:val="24"/>
-          <w:lang w:eastAsia="el-GR"/>
-        </w:rPr>
-        <w:t>Forms</w:t>
-      </w:r>
-      <w:proofErr w:type="spellEnd"/>
-      <w:r>
-        <w:rPr>
-          <w:rFonts w:ascii="Times New Roman" w:eastAsia="Times New Roman" w:hAnsi="Times New Roman" w:cs="Times New Roman"/>
-          <w:sz w:val="24"/>
-          <w:szCs w:val="24"/>
-          <w:lang w:eastAsia="el-GR"/>
-        </w:rPr>
-        <w:t>, Excel κ.λπ.). Με την ενοποίηση όλων των ομάδων σε ένα κεντρικό σύστημα:</w:t>
+        <w:t xml:space="preserve"> των φοιτητικών συλλόγων σε διάφορα μέσα (Instagram, Facebook, Google Forms, Excel κ.λπ.). Με την ενοποίηση όλων των ομάδων σε ένα κεντρικό σύστημα:</w:t>
       </w:r>
     </w:p>
     <w:p>
@@ -264,30 +204,8 @@
           <w:szCs w:val="24"/>
           <w:lang w:eastAsia="el-GR"/>
         </w:rPr>
-        <w:t xml:space="preserve">η συμμετοχή και η </w:t>
-      </w:r>
-      <w:proofErr w:type="spellStart"/>
-      <w:r>
-        <w:rPr>
-          <w:rFonts w:ascii="Times New Roman" w:eastAsia="Times New Roman" w:hAnsi="Times New Roman" w:cs="Times New Roman"/>
-          <w:sz w:val="24"/>
-          <w:szCs w:val="24"/>
-          <w:lang w:eastAsia="el-GR"/>
-        </w:rPr>
-        <w:t>διάδραση</w:t>
-      </w:r>
-      <w:proofErr w:type="spellEnd"/>
-      <w:r>
-        <w:rPr>
-          <w:rFonts w:ascii="Times New Roman" w:eastAsia="Times New Roman" w:hAnsi="Times New Roman" w:cs="Times New Roman"/>
-          <w:sz w:val="24"/>
-          <w:szCs w:val="24"/>
-          <w:lang w:eastAsia="el-GR"/>
-        </w:rPr>
-        <w:t xml:space="preserve"> ενισχύονται,</w:t>
-      </w:r>
-      <w:bookmarkStart w:id="0" w:name="_GoBack"/>
-      <w:bookmarkEnd w:id="0"/>
+        <w:t>η συμμετοχή και η διάδραση ενισχύονται,</w:t>
+      </w:r>
     </w:p>
     <w:p>
       <w:pPr>
@@ -436,27 +354,7 @@
           <w:szCs w:val="24"/>
           <w:lang w:eastAsia="el-GR"/>
         </w:rPr>
-        <w:t xml:space="preserve">Δημιουργία νέου συλλόγου (με έγκριση από τον </w:t>
-      </w:r>
-      <w:proofErr w:type="spellStart"/>
-      <w:r>
-        <w:rPr>
-          <w:rFonts w:ascii="Times New Roman" w:eastAsia="Times New Roman" w:hAnsi="Times New Roman" w:cs="Times New Roman"/>
-          <w:sz w:val="24"/>
-          <w:szCs w:val="24"/>
-          <w:lang w:eastAsia="el-GR"/>
-        </w:rPr>
-        <w:t>admin</w:t>
-      </w:r>
-      <w:proofErr w:type="spellEnd"/>
-      <w:r>
-        <w:rPr>
-          <w:rFonts w:ascii="Times New Roman" w:eastAsia="Times New Roman" w:hAnsi="Times New Roman" w:cs="Times New Roman"/>
-          <w:sz w:val="24"/>
-          <w:szCs w:val="24"/>
-          <w:lang w:eastAsia="el-GR"/>
-        </w:rPr>
-        <w:t>).</w:t>
+        <w:t>Δημιουργία νέου συλλόγου (με έγκριση από τον admin).</w:t>
       </w:r>
     </w:p>
     <w:p>
@@ -708,7 +606,6 @@
           <w:lang w:eastAsia="el-GR"/>
         </w:rPr>
       </w:pPr>
-      <w:proofErr w:type="spellStart"/>
       <w:r>
         <w:rPr>
           <w:rFonts w:ascii="Times New Roman" w:eastAsia="Times New Roman" w:hAnsi="Times New Roman" w:cs="Times New Roman"/>
@@ -718,7 +615,6 @@
         </w:rPr>
         <w:t>Check</w:t>
       </w:r>
-      <w:proofErr w:type="spellEnd"/>
       <w:r>
         <w:rPr>
           <w:rFonts w:ascii="Times New Roman" w:eastAsia="Times New Roman" w:hAnsi="Times New Roman" w:cs="Times New Roman"/>
@@ -825,27 +721,7 @@
           <w:szCs w:val="24"/>
           <w:lang w:eastAsia="el-GR"/>
         </w:rPr>
-        <w:t>Σύστημα μηνυμάτων (</w:t>
-      </w:r>
-      <w:proofErr w:type="spellStart"/>
-      <w:r>
-        <w:rPr>
-          <w:rFonts w:ascii="Times New Roman" w:eastAsia="Times New Roman" w:hAnsi="Times New Roman" w:cs="Times New Roman"/>
-          <w:sz w:val="24"/>
-          <w:szCs w:val="24"/>
-          <w:lang w:eastAsia="el-GR"/>
-        </w:rPr>
-        <w:t>chat</w:t>
-      </w:r>
-      <w:proofErr w:type="spellEnd"/>
-      <w:r>
-        <w:rPr>
-          <w:rFonts w:ascii="Times New Roman" w:eastAsia="Times New Roman" w:hAnsi="Times New Roman" w:cs="Times New Roman"/>
-          <w:sz w:val="24"/>
-          <w:szCs w:val="24"/>
-          <w:lang w:eastAsia="el-GR"/>
-        </w:rPr>
-        <w:t>) μεταξύ φοιτητών και συλλόγων.</w:t>
+        <w:t>Σύστημα μηνυμάτων (chat) μεταξύ φοιτητών και συλλόγων.</w:t>
       </w:r>
     </w:p>
     <w:p>
@@ -869,27 +745,7 @@
           <w:szCs w:val="24"/>
           <w:lang w:eastAsia="el-GR"/>
         </w:rPr>
-        <w:t xml:space="preserve">Πιθανή σύνδεση του </w:t>
-      </w:r>
-      <w:proofErr w:type="spellStart"/>
-      <w:r>
-        <w:rPr>
-          <w:rFonts w:ascii="Times New Roman" w:eastAsia="Times New Roman" w:hAnsi="Times New Roman" w:cs="Times New Roman"/>
-          <w:sz w:val="24"/>
-          <w:szCs w:val="24"/>
-          <w:lang w:eastAsia="el-GR"/>
-        </w:rPr>
-        <w:t>chat</w:t>
-      </w:r>
-      <w:proofErr w:type="spellEnd"/>
-      <w:r>
-        <w:rPr>
-          <w:rFonts w:ascii="Times New Roman" w:eastAsia="Times New Roman" w:hAnsi="Times New Roman" w:cs="Times New Roman"/>
-          <w:sz w:val="24"/>
-          <w:szCs w:val="24"/>
-          <w:lang w:eastAsia="el-GR"/>
-        </w:rPr>
-        <w:t xml:space="preserve"> με το επίσημο email του συλλόγου.</w:t>
+        <w:t>Πιθανή σύνδεση του chat με το επίσημο email του συλλόγου.</w:t>
       </w:r>
     </w:p>
     <w:p>
@@ -1049,27 +905,7 @@
           <w:szCs w:val="24"/>
           <w:lang w:eastAsia="el-GR"/>
         </w:rPr>
-        <w:t xml:space="preserve">Αλληλεπίδραση μέσω </w:t>
-      </w:r>
-      <w:proofErr w:type="spellStart"/>
-      <w:r>
-        <w:rPr>
-          <w:rFonts w:ascii="Times New Roman" w:eastAsia="Times New Roman" w:hAnsi="Times New Roman" w:cs="Times New Roman"/>
-          <w:sz w:val="24"/>
-          <w:szCs w:val="24"/>
-          <w:lang w:eastAsia="el-GR"/>
-        </w:rPr>
-        <w:t>chat</w:t>
-      </w:r>
-      <w:proofErr w:type="spellEnd"/>
-      <w:r>
-        <w:rPr>
-          <w:rFonts w:ascii="Times New Roman" w:eastAsia="Times New Roman" w:hAnsi="Times New Roman" w:cs="Times New Roman"/>
-          <w:sz w:val="24"/>
-          <w:szCs w:val="24"/>
-          <w:lang w:eastAsia="el-GR"/>
-        </w:rPr>
-        <w:t>.</w:t>
+        <w:t>Αλληλεπίδραση μέσω chat.</w:t>
       </w:r>
     </w:p>
     <w:p>
@@ -1213,31 +1049,7 @@
           <w:szCs w:val="27"/>
           <w:lang w:eastAsia="el-GR"/>
         </w:rPr>
-        <w:t>3. Γενικός Επόπτης Συστήματος (</w:t>
-      </w:r>
-      <w:proofErr w:type="spellStart"/>
-      <w:r>
-        <w:rPr>
-          <w:rFonts w:ascii="Times New Roman" w:eastAsia="Times New Roman" w:hAnsi="Times New Roman" w:cs="Times New Roman"/>
-          <w:b/>
-          <w:bCs/>
-          <w:sz w:val="27"/>
-          <w:szCs w:val="27"/>
-          <w:lang w:eastAsia="el-GR"/>
-        </w:rPr>
-        <w:t>Admin</w:t>
-      </w:r>
-      <w:proofErr w:type="spellEnd"/>
-      <w:r>
-        <w:rPr>
-          <w:rFonts w:ascii="Times New Roman" w:eastAsia="Times New Roman" w:hAnsi="Times New Roman" w:cs="Times New Roman"/>
-          <w:b/>
-          <w:bCs/>
-          <w:sz w:val="27"/>
-          <w:szCs w:val="27"/>
-          <w:lang w:eastAsia="el-GR"/>
-        </w:rPr>
-        <w:t>)</w:t>
+        <w:t>3. Γενικός Επόπτης Συστήματος (Admin)</w:t>
       </w:r>
     </w:p>
     <w:p>
@@ -1375,48 +1187,8 @@
           <w:szCs w:val="36"/>
           <w:lang w:eastAsia="el-GR"/>
         </w:rPr>
-        <w:t xml:space="preserve">Ενδεικτικά </w:t>
-      </w:r>
-      <w:proofErr w:type="spellStart"/>
-      <w:r>
-        <w:rPr>
-          <w:rFonts w:ascii="Times New Roman" w:eastAsia="Times New Roman" w:hAnsi="Times New Roman" w:cs="Times New Roman"/>
-          <w:b/>
-          <w:bCs/>
-          <w:color w:val="2F5496" w:themeColor="accent5" w:themeShade="BF"/>
-          <w:sz w:val="36"/>
-          <w:szCs w:val="36"/>
-          <w:lang w:eastAsia="el-GR"/>
-        </w:rPr>
-        <w:t>Use</w:t>
-      </w:r>
-      <w:proofErr w:type="spellEnd"/>
-      <w:r>
-        <w:rPr>
-          <w:rFonts w:ascii="Times New Roman" w:eastAsia="Times New Roman" w:hAnsi="Times New Roman" w:cs="Times New Roman"/>
-          <w:b/>
-          <w:bCs/>
-          <w:color w:val="2F5496" w:themeColor="accent5" w:themeShade="BF"/>
-          <w:sz w:val="36"/>
-          <w:szCs w:val="36"/>
-          <w:lang w:eastAsia="el-GR"/>
-        </w:rPr>
-        <w:t xml:space="preserve"> </w:t>
-      </w:r>
-      <w:proofErr w:type="spellStart"/>
-      <w:r>
-        <w:rPr>
-          <w:rFonts w:ascii="Times New Roman" w:eastAsia="Times New Roman" w:hAnsi="Times New Roman" w:cs="Times New Roman"/>
-          <w:b/>
-          <w:bCs/>
-          <w:color w:val="2F5496" w:themeColor="accent5" w:themeShade="BF"/>
-          <w:sz w:val="36"/>
-          <w:szCs w:val="36"/>
-          <w:lang w:eastAsia="el-GR"/>
-        </w:rPr>
-        <w:t>Cases</w:t>
-      </w:r>
-      <w:proofErr w:type="spellEnd"/>
+        <w:t>Ενδεικτικά Use Cases</w:t>
+      </w:r>
     </w:p>
     <w:p>
       <w:pPr>
@@ -1487,27 +1259,7 @@
           <w:szCs w:val="24"/>
           <w:lang w:eastAsia="el-GR"/>
         </w:rPr>
-        <w:t xml:space="preserve">Αίτημα εγγραφής ή </w:t>
-      </w:r>
-      <w:proofErr w:type="spellStart"/>
-      <w:r>
-        <w:rPr>
-          <w:rFonts w:ascii="Times New Roman" w:eastAsia="Times New Roman" w:hAnsi="Times New Roman" w:cs="Times New Roman"/>
-          <w:sz w:val="24"/>
-          <w:szCs w:val="24"/>
-          <w:lang w:eastAsia="el-GR"/>
-        </w:rPr>
-        <w:t>απεγγραφής</w:t>
-      </w:r>
-      <w:proofErr w:type="spellEnd"/>
-      <w:r>
-        <w:rPr>
-          <w:rFonts w:ascii="Times New Roman" w:eastAsia="Times New Roman" w:hAnsi="Times New Roman" w:cs="Times New Roman"/>
-          <w:sz w:val="24"/>
-          <w:szCs w:val="24"/>
-          <w:lang w:eastAsia="el-GR"/>
-        </w:rPr>
-        <w:t xml:space="preserve"> από σύλλογο.</w:t>
+        <w:t>Αίτημα εγγραφής ή απεγγραφής από σύλλογο.</w:t>
       </w:r>
     </w:p>
     <w:p>
@@ -1644,7 +1396,6 @@
           <w:lang w:eastAsia="el-GR"/>
         </w:rPr>
       </w:pPr>
-      <w:proofErr w:type="spellStart"/>
       <w:r>
         <w:rPr>
           <w:rFonts w:ascii="Times New Roman" w:eastAsia="Times New Roman" w:hAnsi="Times New Roman" w:cs="Times New Roman"/>
@@ -1654,7 +1405,6 @@
         </w:rPr>
         <w:t>Check</w:t>
       </w:r>
-      <w:proofErr w:type="spellEnd"/>
       <w:r>
         <w:rPr>
           <w:rFonts w:ascii="Times New Roman" w:eastAsia="Times New Roman" w:hAnsi="Times New Roman" w:cs="Times New Roman"/>
@@ -1687,27 +1437,7 @@
           <w:szCs w:val="24"/>
           <w:lang w:eastAsia="el-GR"/>
         </w:rPr>
-        <w:t xml:space="preserve">Αποστολή μηνύματος στο </w:t>
-      </w:r>
-      <w:proofErr w:type="spellStart"/>
-      <w:r>
-        <w:rPr>
-          <w:rFonts w:ascii="Times New Roman" w:eastAsia="Times New Roman" w:hAnsi="Times New Roman" w:cs="Times New Roman"/>
-          <w:sz w:val="24"/>
-          <w:szCs w:val="24"/>
-          <w:lang w:eastAsia="el-GR"/>
-        </w:rPr>
-        <w:t>chat</w:t>
-      </w:r>
-      <w:proofErr w:type="spellEnd"/>
-      <w:r>
-        <w:rPr>
-          <w:rFonts w:ascii="Times New Roman" w:eastAsia="Times New Roman" w:hAnsi="Times New Roman" w:cs="Times New Roman"/>
-          <w:sz w:val="24"/>
-          <w:szCs w:val="24"/>
-          <w:lang w:eastAsia="el-GR"/>
-        </w:rPr>
-        <w:t>.</w:t>
+        <w:t>Αποστολή μηνύματος στο chat.</w:t>
       </w:r>
     </w:p>
     <w:p>
@@ -1755,27 +1485,7 @@
           <w:szCs w:val="24"/>
           <w:lang w:eastAsia="el-GR"/>
         </w:rPr>
-        <w:t xml:space="preserve">Έγκριση νέου συλλόγου από </w:t>
-      </w:r>
-      <w:proofErr w:type="spellStart"/>
-      <w:r>
-        <w:rPr>
-          <w:rFonts w:ascii="Times New Roman" w:eastAsia="Times New Roman" w:hAnsi="Times New Roman" w:cs="Times New Roman"/>
-          <w:sz w:val="24"/>
-          <w:szCs w:val="24"/>
-          <w:lang w:eastAsia="el-GR"/>
-        </w:rPr>
-        <w:t>admin</w:t>
-      </w:r>
-      <w:proofErr w:type="spellEnd"/>
-      <w:r>
-        <w:rPr>
-          <w:rFonts w:ascii="Times New Roman" w:eastAsia="Times New Roman" w:hAnsi="Times New Roman" w:cs="Times New Roman"/>
-          <w:sz w:val="24"/>
-          <w:szCs w:val="24"/>
-          <w:lang w:eastAsia="el-GR"/>
-        </w:rPr>
-        <w:t>.</w:t>
+        <w:t>Έγκριση νέου συλλόγου από admin.</w:t>
       </w:r>
     </w:p>
     <w:p>
@@ -1799,27 +1509,7 @@
           <w:szCs w:val="24"/>
           <w:lang w:eastAsia="el-GR"/>
         </w:rPr>
-        <w:t xml:space="preserve">Προβολή στατιστικών χρήσης από </w:t>
-      </w:r>
-      <w:proofErr w:type="spellStart"/>
-      <w:r>
-        <w:rPr>
-          <w:rFonts w:ascii="Times New Roman" w:eastAsia="Times New Roman" w:hAnsi="Times New Roman" w:cs="Times New Roman"/>
-          <w:sz w:val="24"/>
-          <w:szCs w:val="24"/>
-          <w:lang w:eastAsia="el-GR"/>
-        </w:rPr>
-        <w:t>admin</w:t>
-      </w:r>
-      <w:proofErr w:type="spellEnd"/>
-      <w:r>
-        <w:rPr>
-          <w:rFonts w:ascii="Times New Roman" w:eastAsia="Times New Roman" w:hAnsi="Times New Roman" w:cs="Times New Roman"/>
-          <w:sz w:val="24"/>
-          <w:szCs w:val="24"/>
-          <w:lang w:eastAsia="el-GR"/>
-        </w:rPr>
-        <w:t>.</w:t>
+        <w:t>Προβολή στατιστικών χρήσης από admin.</w:t>
       </w:r>
     </w:p>
     <w:p>
@@ -1993,7 +1683,6 @@
                 <w:lang w:eastAsia="el-GR"/>
               </w:rPr>
             </w:pPr>
-            <w:proofErr w:type="spellStart"/>
             <w:r>
               <w:rPr>
                 <w:rFonts w:ascii="Times New Roman" w:eastAsia="Times New Roman" w:hAnsi="Times New Roman" w:cs="Times New Roman"/>
@@ -2003,19 +1692,7 @@
                 <w:szCs w:val="24"/>
                 <w:lang w:eastAsia="el-GR"/>
               </w:rPr>
-              <w:t>Student</w:t>
-            </w:r>
-            <w:proofErr w:type="spellEnd"/>
-            <w:r>
-              <w:rPr>
-                <w:rFonts w:ascii="Times New Roman" w:eastAsia="Times New Roman" w:hAnsi="Times New Roman" w:cs="Times New Roman"/>
-                <w:b/>
-                <w:bCs/>
-                <w:sz w:val="24"/>
-                <w:szCs w:val="24"/>
-                <w:lang w:eastAsia="el-GR"/>
-              </w:rPr>
-              <w:t xml:space="preserve"> (Φοιτητής)</w:t>
+              <w:t>Student (Φοιτητής)</w:t>
             </w:r>
           </w:p>
         </w:tc>
@@ -2067,7 +1744,6 @@
                 <w:lang w:eastAsia="el-GR"/>
               </w:rPr>
             </w:pPr>
-            <w:proofErr w:type="spellStart"/>
             <w:r>
               <w:rPr>
                 <w:rFonts w:ascii="Times New Roman" w:eastAsia="Times New Roman" w:hAnsi="Times New Roman" w:cs="Times New Roman"/>
@@ -2077,19 +1753,7 @@
                 <w:szCs w:val="24"/>
                 <w:lang w:eastAsia="el-GR"/>
               </w:rPr>
-              <w:t>Club</w:t>
-            </w:r>
-            <w:proofErr w:type="spellEnd"/>
-            <w:r>
-              <w:rPr>
-                <w:rFonts w:ascii="Times New Roman" w:eastAsia="Times New Roman" w:hAnsi="Times New Roman" w:cs="Times New Roman"/>
-                <w:b/>
-                <w:bCs/>
-                <w:sz w:val="24"/>
-                <w:szCs w:val="24"/>
-                <w:lang w:eastAsia="el-GR"/>
-              </w:rPr>
-              <w:t xml:space="preserve"> (Σύλλογος)</w:t>
+              <w:t>Club (Σύλλογος)</w:t>
             </w:r>
           </w:p>
         </w:tc>
@@ -2141,7 +1805,6 @@
                 <w:lang w:eastAsia="el-GR"/>
               </w:rPr>
             </w:pPr>
-            <w:proofErr w:type="spellStart"/>
             <w:r>
               <w:rPr>
                 <w:rFonts w:ascii="Times New Roman" w:eastAsia="Times New Roman" w:hAnsi="Times New Roman" w:cs="Times New Roman"/>
@@ -2151,19 +1814,7 @@
                 <w:szCs w:val="24"/>
                 <w:lang w:eastAsia="el-GR"/>
               </w:rPr>
-              <w:t>Membership</w:t>
-            </w:r>
-            <w:proofErr w:type="spellEnd"/>
-            <w:r>
-              <w:rPr>
-                <w:rFonts w:ascii="Times New Roman" w:eastAsia="Times New Roman" w:hAnsi="Times New Roman" w:cs="Times New Roman"/>
-                <w:b/>
-                <w:bCs/>
-                <w:sz w:val="24"/>
-                <w:szCs w:val="24"/>
-                <w:lang w:eastAsia="el-GR"/>
-              </w:rPr>
-              <w:t xml:space="preserve"> (Μέλος Συλλόγου)</w:t>
+              <w:t>Membership (Μέλος Συλλόγου)</w:t>
             </w:r>
           </w:p>
         </w:tc>
@@ -2215,7 +1866,6 @@
                 <w:lang w:eastAsia="el-GR"/>
               </w:rPr>
             </w:pPr>
-            <w:proofErr w:type="spellStart"/>
             <w:r>
               <w:rPr>
                 <w:rFonts w:ascii="Times New Roman" w:eastAsia="Times New Roman" w:hAnsi="Times New Roman" w:cs="Times New Roman"/>
@@ -2225,19 +1875,7 @@
                 <w:szCs w:val="24"/>
                 <w:lang w:eastAsia="el-GR"/>
               </w:rPr>
-              <w:t>Event</w:t>
-            </w:r>
-            <w:proofErr w:type="spellEnd"/>
-            <w:r>
-              <w:rPr>
-                <w:rFonts w:ascii="Times New Roman" w:eastAsia="Times New Roman" w:hAnsi="Times New Roman" w:cs="Times New Roman"/>
-                <w:b/>
-                <w:bCs/>
-                <w:sz w:val="24"/>
-                <w:szCs w:val="24"/>
-                <w:lang w:eastAsia="el-GR"/>
-              </w:rPr>
-              <w:t xml:space="preserve"> (Εκδήλωση)</w:t>
+              <w:t>Event (Εκδήλωση)</w:t>
             </w:r>
           </w:p>
         </w:tc>
@@ -2289,7 +1927,6 @@
                 <w:lang w:eastAsia="el-GR"/>
               </w:rPr>
             </w:pPr>
-            <w:proofErr w:type="spellStart"/>
             <w:r>
               <w:rPr>
                 <w:rFonts w:ascii="Times New Roman" w:eastAsia="Times New Roman" w:hAnsi="Times New Roman" w:cs="Times New Roman"/>
@@ -2299,19 +1936,7 @@
                 <w:szCs w:val="24"/>
                 <w:lang w:eastAsia="el-GR"/>
               </w:rPr>
-              <w:t>Reservation</w:t>
-            </w:r>
-            <w:proofErr w:type="spellEnd"/>
-            <w:r>
-              <w:rPr>
-                <w:rFonts w:ascii="Times New Roman" w:eastAsia="Times New Roman" w:hAnsi="Times New Roman" w:cs="Times New Roman"/>
-                <w:b/>
-                <w:bCs/>
-                <w:sz w:val="24"/>
-                <w:szCs w:val="24"/>
-                <w:lang w:eastAsia="el-GR"/>
-              </w:rPr>
-              <w:t xml:space="preserve"> (Κράτηση)</w:t>
+              <w:t>Reservation (Κράτηση)</w:t>
             </w:r>
           </w:p>
         </w:tc>
@@ -2363,7 +1988,6 @@
                 <w:lang w:eastAsia="el-GR"/>
               </w:rPr>
             </w:pPr>
-            <w:proofErr w:type="spellStart"/>
             <w:r>
               <w:rPr>
                 <w:rFonts w:ascii="Times New Roman" w:eastAsia="Times New Roman" w:hAnsi="Times New Roman" w:cs="Times New Roman"/>
@@ -2373,19 +1997,7 @@
                 <w:szCs w:val="24"/>
                 <w:lang w:eastAsia="el-GR"/>
               </w:rPr>
-              <w:t>Announcement</w:t>
-            </w:r>
-            <w:proofErr w:type="spellEnd"/>
-            <w:r>
-              <w:rPr>
-                <w:rFonts w:ascii="Times New Roman" w:eastAsia="Times New Roman" w:hAnsi="Times New Roman" w:cs="Times New Roman"/>
-                <w:b/>
-                <w:bCs/>
-                <w:sz w:val="24"/>
-                <w:szCs w:val="24"/>
-                <w:lang w:eastAsia="el-GR"/>
-              </w:rPr>
-              <w:t xml:space="preserve"> (Ανακοίνωση)</w:t>
+              <w:t>Announcement (Ανακοίνωση)</w:t>
             </w:r>
           </w:p>
         </w:tc>
@@ -2437,7 +2049,6 @@
                 <w:lang w:eastAsia="el-GR"/>
               </w:rPr>
             </w:pPr>
-            <w:proofErr w:type="spellStart"/>
             <w:r>
               <w:rPr>
                 <w:rFonts w:ascii="Times New Roman" w:eastAsia="Times New Roman" w:hAnsi="Times New Roman" w:cs="Times New Roman"/>
@@ -2447,19 +2058,7 @@
                 <w:szCs w:val="24"/>
                 <w:lang w:eastAsia="el-GR"/>
               </w:rPr>
-              <w:t>Message</w:t>
-            </w:r>
-            <w:proofErr w:type="spellEnd"/>
-            <w:r>
-              <w:rPr>
-                <w:rFonts w:ascii="Times New Roman" w:eastAsia="Times New Roman" w:hAnsi="Times New Roman" w:cs="Times New Roman"/>
-                <w:b/>
-                <w:bCs/>
-                <w:sz w:val="24"/>
-                <w:szCs w:val="24"/>
-                <w:lang w:eastAsia="el-GR"/>
-              </w:rPr>
-              <w:t xml:space="preserve"> (Μήνυμα Chat)</w:t>
+              <w:t>Message (Μήνυμα Chat)</w:t>
             </w:r>
           </w:p>
         </w:tc>
@@ -2511,7 +2110,6 @@
                 <w:lang w:eastAsia="el-GR"/>
               </w:rPr>
             </w:pPr>
-            <w:proofErr w:type="spellStart"/>
             <w:r>
               <w:rPr>
                 <w:rFonts w:ascii="Times New Roman" w:eastAsia="Times New Roman" w:hAnsi="Times New Roman" w:cs="Times New Roman"/>
@@ -2521,19 +2119,7 @@
                 <w:szCs w:val="24"/>
                 <w:lang w:eastAsia="el-GR"/>
               </w:rPr>
-              <w:t>Admin</w:t>
-            </w:r>
-            <w:proofErr w:type="spellEnd"/>
-            <w:r>
-              <w:rPr>
-                <w:rFonts w:ascii="Times New Roman" w:eastAsia="Times New Roman" w:hAnsi="Times New Roman" w:cs="Times New Roman"/>
-                <w:b/>
-                <w:bCs/>
-                <w:sz w:val="24"/>
-                <w:szCs w:val="24"/>
-                <w:lang w:eastAsia="el-GR"/>
-              </w:rPr>
-              <w:t xml:space="preserve"> (Διαχειριστής)</w:t>
+              <w:t>Admin (Διαχειριστής)</w:t>
             </w:r>
           </w:p>
         </w:tc>
@@ -2585,7 +2171,6 @@
                 <w:lang w:eastAsia="el-GR"/>
               </w:rPr>
             </w:pPr>
-            <w:proofErr w:type="spellStart"/>
             <w:r>
               <w:rPr>
                 <w:rFonts w:ascii="Times New Roman" w:eastAsia="Times New Roman" w:hAnsi="Times New Roman" w:cs="Times New Roman"/>
@@ -2595,19 +2180,7 @@
                 <w:szCs w:val="24"/>
                 <w:lang w:eastAsia="el-GR"/>
               </w:rPr>
-              <w:t>Statistics</w:t>
-            </w:r>
-            <w:proofErr w:type="spellEnd"/>
-            <w:r>
-              <w:rPr>
-                <w:rFonts w:ascii="Times New Roman" w:eastAsia="Times New Roman" w:hAnsi="Times New Roman" w:cs="Times New Roman"/>
-                <w:b/>
-                <w:bCs/>
-                <w:sz w:val="24"/>
-                <w:szCs w:val="24"/>
-                <w:lang w:eastAsia="el-GR"/>
-              </w:rPr>
-              <w:t xml:space="preserve"> (Στατιστικά)</w:t>
+              <w:t>Statistics (Στατιστικά)</w:t>
             </w:r>
           </w:p>
         </w:tc>
@@ -2655,16 +2228,10 @@
     </w:p>
     <w:p>
       <w:pPr>
-        <w:pStyle w:val="Web"/>
-      </w:pPr>
-      <w:r>
-        <w:t>Εν κατακλείδι, η</w:t>
-      </w:r>
-      <w:r>
-        <w:t xml:space="preserve"> Πλατφόρμα Φοιτητικών Ομάδων</w:t>
-      </w:r>
-      <w:r>
-        <w:t xml:space="preserve"> -</w:t>
+        <w:pStyle w:val="NormalWeb"/>
+      </w:pPr>
+      <w:r>
+        <w:t>Εν κατακλείδι, η Πλατφόρμα Φοιτητικών Ομάδων -</w:t>
       </w:r>
       <w:r>
         <w:t>ή το ό</w:t>
@@ -2676,18 +2243,7 @@
         <w:t>εφαρμογής όταν το βρού</w:t>
       </w:r>
       <w:r>
-        <w:t>με- φιλοδοξεί αν συγκεντρώσ</w:t>
-      </w:r>
-      <w:r>
-        <w:t xml:space="preserve">ει σε ένα ενιαίο ψηφιακό περιβάλλον όσα σήμερα είναι διάσπαρτα σε διαφορετικά μέσα, προσφέροντας στους φοιτητές άμεση ενημέρωση και εύκολη συμμετοχή, ενώ παράλληλα δίνει στους συλλόγους τα εργαλεία για καλύτερη οργάνωση, προβολή και συντονισμό των </w:t>
-      </w:r>
-      <w:proofErr w:type="spellStart"/>
-      <w:r>
-        <w:t>δράσεών</w:t>
-      </w:r>
-      <w:proofErr w:type="spellEnd"/>
-      <w:r>
-        <w:t xml:space="preserve"> τους. Με λειτουργίες όπως διαχείριση μελών, εκδηλώσεων, κρατήσεων και επικοινωνίας, η εφαρμογή ενισχύει ουσιαστικά τη φοιτητική ζωή και δημιουργεί μια πιο συνδεδεμένη, ενεργή και λειτουργική πανεπιστημιακή κοινότητα. Πρόκειται για μια λύση που απαντά σε πραγματικές ανάγκες και μπορεί να αποτελέσει σημείο αναφοράς για τη φοιτητική δραστηριότητα.</w:t>
+        <w:t>με- φιλοδοξεί αν συγκεντρώσει σε ένα ενιαίο ψηφιακό περιβάλλον όσα σήμερα είναι διάσπαρτα σε διαφορετικά μέσα, προσφέροντας στους φοιτητές άμεση ενημέρωση και εύκολη συμμετοχή, ενώ παράλληλα δίνει στους συλλόγους τα εργαλεία για καλύτερη οργάνωση, προβολή και συντονισμό των δράσεών τους. Με λειτουργίες όπως διαχείριση μελών, εκδηλώσεων, κρατήσεων και επικοινωνίας, η εφαρμογή ενισχύει ουσιαστικά τη φοιτητική ζωή και δημιουργεί μια πιο συνδεδεμένη, ενεργή και λειτουργική πανεπιστημιακή κοινότητα. Πρόκειται για μια λύση που απαντά σε πραγματικές ανάγκες και μπορεί να αποτελέσει σημείο αναφοράς για τη φοιτητική δραστηριότητα.</w:t>
       </w:r>
     </w:p>
     <w:p>
@@ -2769,31 +2325,8 @@
           <w:szCs w:val="27"/>
           <w:lang w:eastAsia="el-GR"/>
         </w:rPr>
-        <w:t xml:space="preserve">Ενδεικτικά </w:t>
-      </w:r>
-      <w:proofErr w:type="spellStart"/>
-      <w:r>
-        <w:rPr>
-          <w:rFonts w:ascii="Times New Roman" w:eastAsia="Times New Roman" w:hAnsi="Times New Roman" w:cs="Times New Roman"/>
-          <w:bCs/>
-          <w:sz w:val="27"/>
-          <w:szCs w:val="27"/>
-          <w:lang w:eastAsia="el-GR"/>
-        </w:rPr>
-        <w:t>ονοματα</w:t>
-      </w:r>
-      <w:proofErr w:type="spellEnd"/>
-      <w:r>
-        <w:rPr>
-          <w:rFonts w:ascii="Times New Roman" w:eastAsia="Times New Roman" w:hAnsi="Times New Roman" w:cs="Times New Roman"/>
-          <w:bCs/>
-          <w:sz w:val="27"/>
-          <w:szCs w:val="27"/>
-          <w:lang w:eastAsia="el-GR"/>
-        </w:rPr>
-        <w:t xml:space="preserve">: </w:t>
-      </w:r>
-      <w:proofErr w:type="spellStart"/>
+        <w:t xml:space="preserve">Ενδεικτικά ονοματα: </w:t>
+      </w:r>
       <w:r>
         <w:rPr>
           <w:rFonts w:ascii="Times New Roman" w:eastAsia="Times New Roman" w:hAnsi="Times New Roman" w:cs="Times New Roman"/>
@@ -2804,7 +2337,6 @@
         </w:rPr>
         <w:t>TeamUp</w:t>
       </w:r>
-      <w:proofErr w:type="spellEnd"/>
       <w:r>
         <w:rPr>
           <w:rFonts w:ascii="Times New Roman" w:eastAsia="Times New Roman" w:hAnsi="Times New Roman" w:cs="Times New Roman"/>
@@ -2815,7 +2347,6 @@
         </w:rPr>
         <w:t xml:space="preserve">, </w:t>
       </w:r>
-      <w:proofErr w:type="spellStart"/>
       <w:r>
         <w:rPr>
           <w:rFonts w:ascii="Times New Roman" w:eastAsia="Times New Roman" w:hAnsi="Times New Roman" w:cs="Times New Roman"/>
@@ -2826,7 +2357,6 @@
         </w:rPr>
         <w:t>clUP</w:t>
       </w:r>
-      <w:proofErr w:type="spellEnd"/>
       <w:r>
         <w:rPr>
           <w:rFonts w:ascii="Times New Roman" w:eastAsia="Times New Roman" w:hAnsi="Times New Roman" w:cs="Times New Roman"/>
@@ -2847,7 +2377,6 @@
         </w:rPr>
         <w:t>ή όπως το είπαμε), [</w:t>
       </w:r>
-      <w:proofErr w:type="spellStart"/>
       <w:r>
         <w:rPr>
           <w:rFonts w:ascii="Times New Roman" w:eastAsia="Times New Roman" w:hAnsi="Times New Roman" w:cs="Times New Roman"/>
@@ -2858,7 +2387,6 @@
         </w:rPr>
         <w:t>GatherUP</w:t>
       </w:r>
-      <w:proofErr w:type="spellEnd"/>
       <w:r>
         <w:rPr>
           <w:rFonts w:ascii="Times New Roman" w:eastAsia="Times New Roman" w:hAnsi="Times New Roman" w:cs="Times New Roman"/>
@@ -2869,7 +2397,6 @@
         </w:rPr>
         <w:t xml:space="preserve">, </w:t>
       </w:r>
-      <w:proofErr w:type="spellStart"/>
       <w:r>
         <w:rPr>
           <w:rFonts w:ascii="Times New Roman" w:eastAsia="Times New Roman" w:hAnsi="Times New Roman" w:cs="Times New Roman"/>
@@ -2880,7 +2407,6 @@
         </w:rPr>
         <w:t>Groupify</w:t>
       </w:r>
-      <w:proofErr w:type="spellEnd"/>
       <w:r>
         <w:rPr>
           <w:rFonts w:ascii="Times New Roman" w:eastAsia="Times New Roman" w:hAnsi="Times New Roman" w:cs="Times New Roman"/>
@@ -2944,7 +2470,6 @@
         </w:rPr>
         <w:t xml:space="preserve">- </w:t>
       </w:r>
-      <w:proofErr w:type="spellStart"/>
       <w:r>
         <w:rPr>
           <w:rFonts w:ascii="Times New Roman" w:eastAsia="Times New Roman" w:hAnsi="Times New Roman" w:cs="Times New Roman"/>
@@ -2955,7 +2480,6 @@
         </w:rPr>
         <w:t>GitHub</w:t>
       </w:r>
-      <w:proofErr w:type="spellEnd"/>
     </w:p>
     <w:p>
       <w:pPr>
@@ -3062,24 +2586,1161 @@
     </w:p>
     <w:p>
       <w:pPr>
-        <w:spacing w:before="100" w:beforeAutospacing="1" w:after="100" w:afterAutospacing="1" w:line="240" w:lineRule="auto"/>
-        <w:outlineLvl w:val="2"/>
-        <w:rPr>
-          <w:rFonts w:ascii="Times New Roman" w:eastAsia="Times New Roman" w:hAnsi="Times New Roman" w:cs="Times New Roman"/>
-          <w:bCs/>
-          <w:sz w:val="27"/>
-          <w:szCs w:val="27"/>
-          <w:lang w:eastAsia="el-GR"/>
-        </w:rPr>
-      </w:pPr>
-    </w:p>
-    <w:p>
-      <w:pPr>
-        <w:rPr>
-          <w:b/>
-        </w:rPr>
-      </w:pPr>
-    </w:p>
+        <w:rPr>
+          <w:b/>
+          <w:sz w:val="24"/>
+          <w:szCs w:val="24"/>
+          <w:u w:val="single"/>
+          <w:lang w:val="en-US"/>
+        </w:rPr>
+      </w:pPr>
+      <w:r>
+        <w:rPr>
+          <w:b/>
+          <w:sz w:val="24"/>
+          <w:szCs w:val="24"/>
+          <w:u w:val="single"/>
+          <w:lang w:val="en-US"/>
+        </w:rPr>
+        <w:t>USE-CASES</w:t>
+      </w:r>
+    </w:p>
+    <w:p>
+      <w:pPr>
+        <w:pStyle w:val="ListParagraph"/>
+        <w:numPr>
+          <w:ilvl w:val="0"/>
+          <w:numId w:val="13"/>
+        </w:numPr>
+        <w:rPr>
+          <w:b/>
+          <w:sz w:val="24"/>
+          <w:szCs w:val="24"/>
+        </w:rPr>
+      </w:pPr>
+      <w:r>
+        <w:rPr>
+          <w:b/>
+          <w:sz w:val="24"/>
+          <w:szCs w:val="24"/>
+        </w:rPr>
+        <w:t xml:space="preserve">Δημιουργία Πανεπιστημιακών Ομάδων </w:t>
+      </w:r>
+    </w:p>
+    <w:p>
+      <w:pPr>
+        <w:pStyle w:val="ListParagraph"/>
+        <w:numPr>
+          <w:ilvl w:val="2"/>
+          <w:numId w:val="11"/>
+        </w:numPr>
+        <w:rPr>
+          <w:b/>
+          <w:sz w:val="24"/>
+          <w:szCs w:val="24"/>
+        </w:rPr>
+      </w:pPr>
+      <w:r>
+        <w:rPr>
+          <w:b/>
+          <w:sz w:val="24"/>
+          <w:szCs w:val="24"/>
+          <w:lang w:val="en-US"/>
+        </w:rPr>
+        <w:t xml:space="preserve">Actors: </w:t>
+      </w:r>
+      <w:r>
+        <w:rPr>
+          <w:b/>
+          <w:sz w:val="24"/>
+          <w:szCs w:val="24"/>
+        </w:rPr>
+        <w:t xml:space="preserve">Χρήστης, </w:t>
+      </w:r>
+      <w:r>
+        <w:rPr>
+          <w:b/>
+          <w:sz w:val="24"/>
+          <w:szCs w:val="24"/>
+          <w:lang w:val="en-US"/>
+        </w:rPr>
+        <w:t>Admin</w:t>
+      </w:r>
+    </w:p>
+    <w:p>
+      <w:pPr>
+        <w:pStyle w:val="ListParagraph"/>
+        <w:numPr>
+          <w:ilvl w:val="2"/>
+          <w:numId w:val="11"/>
+        </w:numPr>
+        <w:rPr>
+          <w:b/>
+          <w:sz w:val="24"/>
+          <w:szCs w:val="24"/>
+        </w:rPr>
+      </w:pPr>
+      <w:r>
+        <w:rPr>
+          <w:b/>
+          <w:sz w:val="24"/>
+          <w:szCs w:val="24"/>
+        </w:rPr>
+        <w:t xml:space="preserve">Βήματα: </w:t>
+      </w:r>
+    </w:p>
+    <w:p>
+      <w:pPr>
+        <w:pStyle w:val="ListParagraph"/>
+        <w:numPr>
+          <w:ilvl w:val="3"/>
+          <w:numId w:val="11"/>
+        </w:numPr>
+        <w:rPr>
+          <w:bCs/>
+          <w:sz w:val="24"/>
+          <w:szCs w:val="24"/>
+        </w:rPr>
+      </w:pPr>
+      <w:r>
+        <w:rPr>
+          <w:bCs/>
+          <w:sz w:val="24"/>
+          <w:szCs w:val="24"/>
+        </w:rPr>
+        <w:t>Ο χρήστης</w:t>
+      </w:r>
+      <w:r>
+        <w:rPr>
+          <w:bCs/>
+          <w:sz w:val="24"/>
+          <w:szCs w:val="24"/>
+        </w:rPr>
+        <w:t xml:space="preserve"> πατάει το κουμπί ‘Δημιουργία Πανεπιστημιακής Ομάδας’ και</w:t>
+      </w:r>
+      <w:r>
+        <w:rPr>
+          <w:bCs/>
+          <w:sz w:val="24"/>
+          <w:szCs w:val="24"/>
+        </w:rPr>
+        <w:t xml:space="preserve"> συμπληρώνει την φόρμα αίτησης με τις απαιτούμενες πληροφορίες της ομάδας.</w:t>
+      </w:r>
+    </w:p>
+    <w:p>
+      <w:pPr>
+        <w:pStyle w:val="ListParagraph"/>
+        <w:numPr>
+          <w:ilvl w:val="3"/>
+          <w:numId w:val="11"/>
+        </w:numPr>
+        <w:rPr>
+          <w:b/>
+          <w:sz w:val="24"/>
+          <w:szCs w:val="24"/>
+        </w:rPr>
+      </w:pPr>
+      <w:r>
+        <w:rPr>
+          <w:bCs/>
+          <w:sz w:val="24"/>
+          <w:szCs w:val="24"/>
+        </w:rPr>
+        <w:t xml:space="preserve">Ο </w:t>
+      </w:r>
+      <w:r>
+        <w:rPr>
+          <w:bCs/>
+          <w:sz w:val="24"/>
+          <w:szCs w:val="24"/>
+          <w:lang w:val="en-US"/>
+        </w:rPr>
+        <w:t>Admin</w:t>
+      </w:r>
+      <w:r>
+        <w:rPr>
+          <w:bCs/>
+          <w:sz w:val="24"/>
+          <w:szCs w:val="24"/>
+        </w:rPr>
+        <w:t xml:space="preserve"> </w:t>
+      </w:r>
+      <w:r>
+        <w:rPr>
+          <w:bCs/>
+          <w:sz w:val="24"/>
+          <w:szCs w:val="24"/>
+        </w:rPr>
+        <w:t>λαμβάνει την αίτηση και την αποδέχεται</w:t>
+      </w:r>
+      <w:r>
+        <w:rPr>
+          <w:bCs/>
+          <w:sz w:val="24"/>
+          <w:szCs w:val="24"/>
+        </w:rPr>
+        <w:t>.</w:t>
+      </w:r>
+    </w:p>
+    <w:p>
+      <w:pPr>
+        <w:pStyle w:val="ListParagraph"/>
+        <w:numPr>
+          <w:ilvl w:val="3"/>
+          <w:numId w:val="11"/>
+        </w:numPr>
+        <w:rPr>
+          <w:b/>
+          <w:sz w:val="24"/>
+          <w:szCs w:val="24"/>
+        </w:rPr>
+      </w:pPr>
+      <w:r>
+        <w:rPr>
+          <w:bCs/>
+          <w:sz w:val="24"/>
+          <w:szCs w:val="24"/>
+        </w:rPr>
+        <w:t>Ο Α</w:t>
+      </w:r>
+      <w:r>
+        <w:rPr>
+          <w:bCs/>
+          <w:sz w:val="24"/>
+          <w:szCs w:val="24"/>
+          <w:lang w:val="en-US"/>
+        </w:rPr>
+        <w:t>dmin</w:t>
+      </w:r>
+      <w:r>
+        <w:rPr>
+          <w:bCs/>
+          <w:sz w:val="24"/>
+          <w:szCs w:val="24"/>
+        </w:rPr>
+        <w:t xml:space="preserve"> καταχωρεί την ομάδα στο σύστημα</w:t>
+      </w:r>
+      <w:r>
+        <w:rPr>
+          <w:bCs/>
+          <w:sz w:val="24"/>
+          <w:szCs w:val="24"/>
+        </w:rPr>
+        <w:t>.</w:t>
+      </w:r>
+    </w:p>
+    <w:p>
+      <w:pPr>
+        <w:pStyle w:val="ListParagraph"/>
+        <w:numPr>
+          <w:ilvl w:val="3"/>
+          <w:numId w:val="11"/>
+        </w:numPr>
+        <w:rPr>
+          <w:b/>
+          <w:sz w:val="24"/>
+          <w:szCs w:val="24"/>
+        </w:rPr>
+      </w:pPr>
+      <w:r>
+        <w:rPr>
+          <w:bCs/>
+          <w:sz w:val="24"/>
+          <w:szCs w:val="24"/>
+        </w:rPr>
+        <w:t xml:space="preserve">Ο </w:t>
+      </w:r>
+      <w:r>
+        <w:rPr>
+          <w:bCs/>
+          <w:sz w:val="24"/>
+          <w:szCs w:val="24"/>
+          <w:lang w:val="en-US"/>
+        </w:rPr>
+        <w:t>Admin</w:t>
+      </w:r>
+      <w:r>
+        <w:rPr>
+          <w:bCs/>
+          <w:sz w:val="24"/>
+          <w:szCs w:val="24"/>
+        </w:rPr>
+        <w:t xml:space="preserve"> </w:t>
+      </w:r>
+      <w:r>
+        <w:rPr>
+          <w:bCs/>
+          <w:sz w:val="24"/>
+          <w:szCs w:val="24"/>
+        </w:rPr>
+        <w:t>καταχωρεί τον χρήστη που δημιούργησε την ομάδα ως ‘Διαχειριστής Ομάδας’</w:t>
+      </w:r>
+      <w:r>
+        <w:rPr>
+          <w:bCs/>
+          <w:sz w:val="24"/>
+          <w:szCs w:val="24"/>
+        </w:rPr>
+        <w:t>.</w:t>
+      </w:r>
+    </w:p>
+    <w:p>
+      <w:pPr>
+        <w:pStyle w:val="ListParagraph"/>
+        <w:numPr>
+          <w:ilvl w:val="3"/>
+          <w:numId w:val="11"/>
+        </w:numPr>
+        <w:rPr>
+          <w:b/>
+          <w:sz w:val="24"/>
+          <w:szCs w:val="24"/>
+        </w:rPr>
+      </w:pPr>
+      <w:r>
+        <w:rPr>
+          <w:bCs/>
+          <w:sz w:val="24"/>
+          <w:szCs w:val="24"/>
+        </w:rPr>
+        <w:t>Ο Διαχειριστής επεξεργάζεται το προφίλ της της ομάδας</w:t>
+      </w:r>
+      <w:r>
+        <w:rPr>
+          <w:bCs/>
+          <w:sz w:val="24"/>
+          <w:szCs w:val="24"/>
+        </w:rPr>
+        <w:t>.</w:t>
+      </w:r>
+    </w:p>
+    <w:p>
+      <w:pPr>
+        <w:pStyle w:val="ListParagraph"/>
+        <w:numPr>
+          <w:ilvl w:val="3"/>
+          <w:numId w:val="11"/>
+        </w:numPr>
+        <w:rPr>
+          <w:b/>
+          <w:sz w:val="24"/>
+          <w:szCs w:val="24"/>
+        </w:rPr>
+      </w:pPr>
+      <w:r>
+        <w:rPr>
+          <w:bCs/>
+          <w:sz w:val="24"/>
+          <w:szCs w:val="24"/>
+        </w:rPr>
+        <w:t>Ο διαχειριστής κάνει δημοσίευση</w:t>
+      </w:r>
+      <w:r>
+        <w:rPr>
+          <w:bCs/>
+          <w:sz w:val="24"/>
+          <w:szCs w:val="24"/>
+        </w:rPr>
+        <w:t xml:space="preserve"> </w:t>
+      </w:r>
+      <w:r>
+        <w:rPr>
+          <w:bCs/>
+          <w:sz w:val="24"/>
+          <w:szCs w:val="24"/>
+        </w:rPr>
+        <w:t>της ομάδας</w:t>
+      </w:r>
+      <w:r>
+        <w:rPr>
+          <w:bCs/>
+          <w:sz w:val="24"/>
+          <w:szCs w:val="24"/>
+        </w:rPr>
+        <w:t>.</w:t>
+      </w:r>
+    </w:p>
+    <w:p>
+      <w:pPr>
+        <w:pStyle w:val="ListParagraph"/>
+        <w:numPr>
+          <w:ilvl w:val="3"/>
+          <w:numId w:val="11"/>
+        </w:numPr>
+        <w:rPr>
+          <w:b/>
+          <w:sz w:val="24"/>
+          <w:szCs w:val="24"/>
+        </w:rPr>
+      </w:pPr>
+      <w:r>
+        <w:rPr>
+          <w:bCs/>
+          <w:sz w:val="24"/>
+          <w:szCs w:val="24"/>
+        </w:rPr>
+        <w:t xml:space="preserve">Ο </w:t>
+      </w:r>
+      <w:r>
+        <w:rPr>
+          <w:bCs/>
+          <w:sz w:val="24"/>
+          <w:szCs w:val="24"/>
+          <w:lang w:val="en-US"/>
+        </w:rPr>
+        <w:t>Admin</w:t>
+      </w:r>
+      <w:r>
+        <w:rPr>
+          <w:bCs/>
+          <w:sz w:val="24"/>
+          <w:szCs w:val="24"/>
+        </w:rPr>
+        <w:t xml:space="preserve"> </w:t>
+      </w:r>
+      <w:r>
+        <w:rPr>
+          <w:bCs/>
+          <w:sz w:val="24"/>
+          <w:szCs w:val="24"/>
+        </w:rPr>
+        <w:t>ειδοποιείται για την δημοσίευση της ομάδας</w:t>
+      </w:r>
+      <w:r>
+        <w:rPr>
+          <w:bCs/>
+          <w:sz w:val="24"/>
+          <w:szCs w:val="24"/>
+        </w:rPr>
+        <w:t>.</w:t>
+      </w:r>
+    </w:p>
+    <w:p>
+      <w:pPr>
+        <w:pStyle w:val="ListParagraph"/>
+        <w:numPr>
+          <w:ilvl w:val="3"/>
+          <w:numId w:val="11"/>
+        </w:numPr>
+        <w:rPr>
+          <w:b/>
+          <w:sz w:val="24"/>
+          <w:szCs w:val="24"/>
+        </w:rPr>
+      </w:pPr>
+      <w:r>
+        <w:rPr>
+          <w:bCs/>
+          <w:sz w:val="24"/>
+          <w:szCs w:val="24"/>
+        </w:rPr>
+        <w:t xml:space="preserve">Ο </w:t>
+      </w:r>
+      <w:r>
+        <w:rPr>
+          <w:bCs/>
+          <w:sz w:val="24"/>
+          <w:szCs w:val="24"/>
+          <w:lang w:val="en-US"/>
+        </w:rPr>
+        <w:t>Admin</w:t>
+      </w:r>
+      <w:r>
+        <w:rPr>
+          <w:bCs/>
+          <w:sz w:val="24"/>
+          <w:szCs w:val="24"/>
+        </w:rPr>
+        <w:t xml:space="preserve"> </w:t>
+      </w:r>
+      <w:r>
+        <w:rPr>
+          <w:bCs/>
+          <w:sz w:val="24"/>
+          <w:szCs w:val="24"/>
+        </w:rPr>
+        <w:t>κάνει τον τελικό έλεγχο του προφίλ της ομάδας</w:t>
+      </w:r>
+      <w:r>
+        <w:rPr>
+          <w:bCs/>
+          <w:sz w:val="24"/>
+          <w:szCs w:val="24"/>
+        </w:rPr>
+        <w:t>.</w:t>
+      </w:r>
+    </w:p>
+    <w:p>
+      <w:pPr>
+        <w:pStyle w:val="ListParagraph"/>
+        <w:numPr>
+          <w:ilvl w:val="3"/>
+          <w:numId w:val="11"/>
+        </w:numPr>
+        <w:rPr>
+          <w:b/>
+          <w:sz w:val="24"/>
+          <w:szCs w:val="24"/>
+        </w:rPr>
+      </w:pPr>
+      <w:r>
+        <w:rPr>
+          <w:bCs/>
+          <w:sz w:val="24"/>
+          <w:szCs w:val="24"/>
+        </w:rPr>
+        <w:t>Καλείται η περίπτωση χρήσης ‘Ανακοινώσεις’ και παραχωρείται ο αντίστοιχος χώρος στην εφαρμογή.</w:t>
+      </w:r>
+    </w:p>
+    <w:p>
+      <w:pPr>
+        <w:pStyle w:val="ListParagraph"/>
+        <w:ind w:left="2880"/>
+        <w:rPr>
+          <w:b/>
+          <w:sz w:val="24"/>
+          <w:szCs w:val="24"/>
+          <w:lang w:val="en-US"/>
+        </w:rPr>
+      </w:pPr>
+      <w:r>
+        <w:rPr>
+          <w:b/>
+          <w:sz w:val="24"/>
+          <w:szCs w:val="24"/>
+        </w:rPr>
+        <w:t>Ενναλακτική Ροή:</w:t>
+      </w:r>
+      <w:r>
+        <w:rPr>
+          <w:b/>
+          <w:sz w:val="24"/>
+          <w:szCs w:val="24"/>
+        </w:rPr>
+        <w:t xml:space="preserve"> </w:t>
+      </w:r>
+    </w:p>
+    <w:p>
+      <w:pPr>
+        <w:pStyle w:val="ListParagraph"/>
+        <w:numPr>
+          <w:ilvl w:val="4"/>
+          <w:numId w:val="11"/>
+        </w:numPr>
+        <w:rPr>
+          <w:bCs/>
+          <w:sz w:val="24"/>
+          <w:szCs w:val="24"/>
+        </w:rPr>
+      </w:pPr>
+      <w:r>
+        <w:rPr>
+          <w:bCs/>
+          <w:sz w:val="24"/>
+          <w:szCs w:val="24"/>
+        </w:rPr>
+        <w:t xml:space="preserve">Απόρριψη αίτησης από τον </w:t>
+      </w:r>
+      <w:r>
+        <w:rPr>
+          <w:bCs/>
+          <w:sz w:val="24"/>
+          <w:szCs w:val="24"/>
+          <w:lang w:val="en-US"/>
+        </w:rPr>
+        <w:t>Admin</w:t>
+      </w:r>
+      <w:r>
+        <w:rPr>
+          <w:bCs/>
+          <w:sz w:val="24"/>
+          <w:szCs w:val="24"/>
+        </w:rPr>
+        <w:t>.</w:t>
+      </w:r>
+    </w:p>
+    <w:p>
+      <w:pPr>
+        <w:pStyle w:val="ListParagraph"/>
+        <w:numPr>
+          <w:ilvl w:val="4"/>
+          <w:numId w:val="11"/>
+        </w:numPr>
+        <w:rPr>
+          <w:bCs/>
+          <w:sz w:val="24"/>
+          <w:szCs w:val="24"/>
+        </w:rPr>
+      </w:pPr>
+      <w:r>
+        <w:rPr>
+          <w:bCs/>
+          <w:sz w:val="24"/>
+          <w:szCs w:val="24"/>
+        </w:rPr>
+        <w:t xml:space="preserve">Αποστολή ενημερωτικού </w:t>
+      </w:r>
+      <w:r>
+        <w:rPr>
+          <w:bCs/>
+          <w:sz w:val="24"/>
+          <w:szCs w:val="24"/>
+          <w:lang w:val="en-US"/>
+        </w:rPr>
+        <w:t>mail</w:t>
+      </w:r>
+      <w:r>
+        <w:rPr>
+          <w:bCs/>
+          <w:sz w:val="24"/>
+          <w:szCs w:val="24"/>
+        </w:rPr>
+        <w:t xml:space="preserve"> </w:t>
+      </w:r>
+      <w:r>
+        <w:rPr>
+          <w:bCs/>
+          <w:sz w:val="24"/>
+          <w:szCs w:val="24"/>
+        </w:rPr>
+        <w:t>στον χρήστη</w:t>
+      </w:r>
+      <w:r>
+        <w:rPr>
+          <w:bCs/>
+          <w:sz w:val="24"/>
+          <w:szCs w:val="24"/>
+        </w:rPr>
+        <w:t>.</w:t>
+      </w:r>
+    </w:p>
+    <w:p>
+      <w:pPr>
+        <w:pStyle w:val="ListParagraph"/>
+        <w:numPr>
+          <w:ilvl w:val="0"/>
+          <w:numId w:val="13"/>
+        </w:numPr>
+        <w:rPr>
+          <w:b/>
+          <w:sz w:val="24"/>
+          <w:szCs w:val="24"/>
+        </w:rPr>
+      </w:pPr>
+      <w:r>
+        <w:rPr>
+          <w:b/>
+          <w:sz w:val="24"/>
+          <w:szCs w:val="24"/>
+        </w:rPr>
+        <w:t>Αίτηση Συμμετοχής σε Πανεπιστημιακές Ομάδες</w:t>
+      </w:r>
+    </w:p>
+    <w:p>
+      <w:pPr>
+        <w:pStyle w:val="ListParagraph"/>
+        <w:numPr>
+          <w:ilvl w:val="0"/>
+          <w:numId w:val="14"/>
+        </w:numPr>
+        <w:rPr>
+          <w:b/>
+          <w:sz w:val="24"/>
+          <w:szCs w:val="24"/>
+        </w:rPr>
+      </w:pPr>
+      <w:r>
+        <w:rPr>
+          <w:b/>
+          <w:sz w:val="24"/>
+          <w:szCs w:val="24"/>
+          <w:lang w:val="en-US"/>
+        </w:rPr>
+        <w:t xml:space="preserve">Actors: </w:t>
+      </w:r>
+      <w:r>
+        <w:rPr>
+          <w:b/>
+          <w:sz w:val="24"/>
+          <w:szCs w:val="24"/>
+        </w:rPr>
+        <w:t>Χρήστης</w:t>
+      </w:r>
+      <w:r>
+        <w:rPr>
+          <w:b/>
+          <w:sz w:val="24"/>
+          <w:szCs w:val="24"/>
+        </w:rPr>
+        <w:t>, Διαχειριστής</w:t>
+      </w:r>
+    </w:p>
+    <w:p>
+      <w:pPr>
+        <w:pStyle w:val="ListParagraph"/>
+        <w:numPr>
+          <w:ilvl w:val="0"/>
+          <w:numId w:val="14"/>
+        </w:numPr>
+        <w:rPr>
+          <w:b/>
+          <w:sz w:val="24"/>
+          <w:szCs w:val="24"/>
+        </w:rPr>
+      </w:pPr>
+      <w:r>
+        <w:rPr>
+          <w:b/>
+          <w:sz w:val="24"/>
+          <w:szCs w:val="24"/>
+        </w:rPr>
+        <w:t>Βήματα:</w:t>
+      </w:r>
+    </w:p>
+    <w:p>
+      <w:pPr>
+        <w:ind w:left="2164"/>
+        <w:rPr>
+          <w:bCs/>
+          <w:sz w:val="24"/>
+          <w:szCs w:val="24"/>
+        </w:rPr>
+      </w:pPr>
+      <w:r>
+        <w:rPr>
+          <w:b/>
+          <w:bCs/>
+          <w:sz w:val="24"/>
+          <w:szCs w:val="24"/>
+        </w:rPr>
+        <w:t>(1)</w:t>
+      </w:r>
+      <w:r>
+        <w:rPr>
+          <w:bCs/>
+          <w:sz w:val="24"/>
+          <w:szCs w:val="24"/>
+        </w:rPr>
+        <w:t xml:space="preserve"> Ο χρήστης επιλέγει το κουμπί ‘Ομάδες’ και εμφανίζονται στην οθόνη όλες οι πανεπιστημιακές ομάδες που μπορεί να συμμετάσχει.</w:t>
+      </w:r>
+    </w:p>
+    <w:p>
+      <w:pPr>
+        <w:ind w:left="2164"/>
+        <w:rPr>
+          <w:sz w:val="24"/>
+          <w:szCs w:val="24"/>
+        </w:rPr>
+      </w:pPr>
+      <w:r>
+        <w:rPr>
+          <w:b/>
+          <w:bCs/>
+          <w:sz w:val="24"/>
+          <w:szCs w:val="24"/>
+        </w:rPr>
+        <w:t>(2)</w:t>
+      </w:r>
+      <w:r>
+        <w:rPr>
+          <w:sz w:val="24"/>
+          <w:szCs w:val="24"/>
+        </w:rPr>
+        <w:t xml:space="preserve"> Ο χρήστης επιλέγει την ομάδα που θέλει να συμμετάσχει.</w:t>
+      </w:r>
+    </w:p>
+    <w:p>
+      <w:pPr>
+        <w:ind w:left="2164"/>
+        <w:rPr>
+          <w:sz w:val="24"/>
+          <w:szCs w:val="24"/>
+        </w:rPr>
+      </w:pPr>
+      <w:r>
+        <w:rPr>
+          <w:b/>
+          <w:bCs/>
+          <w:sz w:val="24"/>
+          <w:szCs w:val="24"/>
+        </w:rPr>
+        <w:t xml:space="preserve">(3) </w:t>
+      </w:r>
+      <w:r>
+        <w:rPr>
+          <w:sz w:val="24"/>
+          <w:szCs w:val="24"/>
+        </w:rPr>
+        <w:t xml:space="preserve">Ο χρήστης πατάει το κουμπί </w:t>
+      </w:r>
+      <w:r>
+        <w:rPr>
+          <w:sz w:val="24"/>
+          <w:szCs w:val="24"/>
+        </w:rPr>
+        <w:t>‘Συμμετοχή στην ομάδα’.</w:t>
+      </w:r>
+    </w:p>
+    <w:p>
+      <w:pPr>
+        <w:ind w:left="2164"/>
+        <w:rPr>
+          <w:sz w:val="24"/>
+          <w:szCs w:val="24"/>
+        </w:rPr>
+      </w:pPr>
+      <w:r>
+        <w:rPr>
+          <w:b/>
+          <w:bCs/>
+          <w:sz w:val="24"/>
+          <w:szCs w:val="24"/>
+        </w:rPr>
+        <w:lastRenderedPageBreak/>
+        <w:t xml:space="preserve">(4) </w:t>
+      </w:r>
+      <w:r>
+        <w:rPr>
+          <w:sz w:val="24"/>
+          <w:szCs w:val="24"/>
+        </w:rPr>
+        <w:t>Ο χρήστης συμπληρώνει την φόρμα αίτησης , στην οποία αναγράφει τις απαραίτητες πληροφορίες που του ζητούνται, και στην συνέχεια την αποστέλλει</w:t>
+      </w:r>
+      <w:r>
+        <w:rPr>
+          <w:sz w:val="24"/>
+          <w:szCs w:val="24"/>
+        </w:rPr>
+        <w:t>.</w:t>
+      </w:r>
+    </w:p>
+    <w:p>
+      <w:pPr>
+        <w:ind w:left="2164"/>
+        <w:rPr>
+          <w:sz w:val="24"/>
+          <w:szCs w:val="24"/>
+        </w:rPr>
+      </w:pPr>
+      <w:r>
+        <w:rPr>
+          <w:b/>
+          <w:bCs/>
+          <w:sz w:val="24"/>
+          <w:szCs w:val="24"/>
+        </w:rPr>
+        <w:t xml:space="preserve">(5) </w:t>
+      </w:r>
+      <w:r>
+        <w:rPr>
+          <w:sz w:val="24"/>
+          <w:szCs w:val="24"/>
+        </w:rPr>
+        <w:t xml:space="preserve">Ο διαχειριστής δέχεται ειδοποίηση για </w:t>
+      </w:r>
+      <w:r>
+        <w:rPr>
+          <w:sz w:val="24"/>
+          <w:szCs w:val="24"/>
+        </w:rPr>
+        <w:t>την</w:t>
+      </w:r>
+      <w:r>
+        <w:rPr>
+          <w:sz w:val="24"/>
+          <w:szCs w:val="24"/>
+        </w:rPr>
+        <w:t xml:space="preserve"> νέα</w:t>
+      </w:r>
+      <w:r>
+        <w:rPr>
+          <w:sz w:val="24"/>
+          <w:szCs w:val="24"/>
+        </w:rPr>
+        <w:t xml:space="preserve"> φόρμα αίτησης</w:t>
+      </w:r>
+      <w:r>
+        <w:rPr>
+          <w:sz w:val="24"/>
+          <w:szCs w:val="24"/>
+        </w:rPr>
+        <w:t xml:space="preserve"> που έκανε ο χρήστης</w:t>
+      </w:r>
+      <w:r>
+        <w:rPr>
+          <w:sz w:val="24"/>
+          <w:szCs w:val="24"/>
+        </w:rPr>
+        <w:t>.</w:t>
+      </w:r>
+    </w:p>
+    <w:p>
+      <w:pPr>
+        <w:ind w:left="2164"/>
+        <w:rPr>
+          <w:sz w:val="24"/>
+          <w:szCs w:val="24"/>
+        </w:rPr>
+      </w:pPr>
+      <w:r>
+        <w:rPr>
+          <w:b/>
+          <w:bCs/>
+          <w:sz w:val="24"/>
+          <w:szCs w:val="24"/>
+        </w:rPr>
+        <w:t>(6)</w:t>
+      </w:r>
+      <w:r>
+        <w:rPr>
+          <w:sz w:val="24"/>
+          <w:szCs w:val="24"/>
+        </w:rPr>
+        <w:t xml:space="preserve"> Ο διαχειριστής ελέγχει την φόρμα αίτησης του ενδιαφερόμενου μέλους και την εγκρίνει</w:t>
+      </w:r>
+      <w:r>
+        <w:rPr>
+          <w:sz w:val="24"/>
+          <w:szCs w:val="24"/>
+        </w:rPr>
+        <w:t>.</w:t>
+      </w:r>
+    </w:p>
+    <w:p>
+      <w:pPr>
+        <w:ind w:left="2164"/>
+        <w:rPr>
+          <w:sz w:val="24"/>
+          <w:szCs w:val="24"/>
+        </w:rPr>
+      </w:pPr>
+      <w:r>
+        <w:rPr>
+          <w:b/>
+          <w:bCs/>
+          <w:sz w:val="24"/>
+          <w:szCs w:val="24"/>
+        </w:rPr>
+        <w:t xml:space="preserve">(7) </w:t>
+      </w:r>
+      <w:r>
+        <w:rPr>
+          <w:sz w:val="24"/>
+          <w:szCs w:val="24"/>
+        </w:rPr>
+        <w:t xml:space="preserve">Ο χρήστης ειδοποιείται  για την αποδοχή του στην ομάδα , και μπορεί πλέον να δει </w:t>
+      </w:r>
+      <w:r>
+        <w:rPr>
+          <w:sz w:val="24"/>
+          <w:szCs w:val="24"/>
+        </w:rPr>
+        <w:t>όλες τις πληροφορίες σχετικά με την ομάδα του</w:t>
+      </w:r>
+      <w:r>
+        <w:rPr>
+          <w:sz w:val="24"/>
+          <w:szCs w:val="24"/>
+        </w:rPr>
+        <w:t>.</w:t>
+      </w:r>
+    </w:p>
+    <w:p>
+      <w:pPr>
+        <w:ind w:left="2164"/>
+        <w:rPr>
+          <w:sz w:val="24"/>
+          <w:szCs w:val="24"/>
+        </w:rPr>
+      </w:pPr>
+      <w:r>
+        <w:rPr>
+          <w:b/>
+          <w:bCs/>
+          <w:sz w:val="24"/>
+          <w:szCs w:val="24"/>
+        </w:rPr>
+        <w:t xml:space="preserve">(8) </w:t>
+      </w:r>
+      <w:r>
+        <w:rPr>
+          <w:sz w:val="24"/>
+          <w:szCs w:val="24"/>
+        </w:rPr>
+        <w:t xml:space="preserve">Γίνεται ανανέωση των στοιχείων της ομάδας </w:t>
+      </w:r>
+      <w:r>
+        <w:rPr>
+          <w:sz w:val="24"/>
+          <w:szCs w:val="24"/>
+        </w:rPr>
+        <w:t>.</w:t>
+      </w:r>
+    </w:p>
+    <w:p>
+      <w:pPr>
+        <w:ind w:left="2164"/>
+        <w:rPr>
+          <w:b/>
+          <w:bCs/>
+          <w:sz w:val="24"/>
+          <w:szCs w:val="24"/>
+        </w:rPr>
+      </w:pPr>
+      <w:r>
+        <w:rPr>
+          <w:b/>
+          <w:bCs/>
+          <w:sz w:val="24"/>
+          <w:szCs w:val="24"/>
+        </w:rPr>
+        <w:t>Ενναλακτική Ροή:</w:t>
+      </w:r>
+    </w:p>
+    <w:p>
+      <w:pPr>
+        <w:ind w:left="2164"/>
+        <w:rPr>
+          <w:sz w:val="24"/>
+          <w:szCs w:val="24"/>
+        </w:rPr>
+      </w:pPr>
+      <w:r>
+        <w:rPr>
+          <w:b/>
+          <w:bCs/>
+          <w:sz w:val="24"/>
+          <w:szCs w:val="24"/>
+        </w:rPr>
+        <w:t>(1)</w:t>
+      </w:r>
+      <w:r>
+        <w:rPr>
+          <w:sz w:val="24"/>
+          <w:szCs w:val="24"/>
+        </w:rPr>
+        <w:t xml:space="preserve"> Η αίτηση συμμετοχής του χρήστη απορριπτεται από τον διαχειριστή της ομάδας.</w:t>
+      </w:r>
+    </w:p>
+    <w:p>
+      <w:pPr>
+        <w:ind w:left="2164"/>
+        <w:rPr>
+          <w:sz w:val="24"/>
+          <w:szCs w:val="24"/>
+        </w:rPr>
+      </w:pPr>
+      <w:r>
+        <w:rPr>
+          <w:b/>
+          <w:bCs/>
+          <w:sz w:val="24"/>
+          <w:szCs w:val="24"/>
+        </w:rPr>
+        <w:t xml:space="preserve">(2) </w:t>
+      </w:r>
+      <w:r>
+        <w:rPr>
+          <w:sz w:val="24"/>
+          <w:szCs w:val="24"/>
+        </w:rPr>
+        <w:t>Ο χρήστης ειδοποιείται από τον διαχειριστή για την απόρριψη της αίτησης του.</w:t>
+      </w:r>
+    </w:p>
+    <w:p>
+      <w:pPr>
+        <w:ind w:left="2164"/>
+      </w:pPr>
+    </w:p>
+    <w:p>
+      <w:pPr>
+        <w:ind w:left="2164"/>
+      </w:pPr>
+    </w:p>
+    <w:p>
+      <w:pPr>
+        <w:ind w:left="2164"/>
+      </w:pPr>
+    </w:p>
+    <w:p>
+      <w:pPr>
+        <w:pStyle w:val="ListParagraph"/>
+        <w:ind w:left="2880"/>
+        <w:rPr>
+          <w:b/>
+          <w:sz w:val="24"/>
+          <w:szCs w:val="24"/>
+        </w:rPr>
+      </w:pPr>
+      <w:r>
+        <w:rPr>
+          <w:bCs/>
+          <w:sz w:val="24"/>
+          <w:szCs w:val="24"/>
+        </w:rPr>
+        <w:tab/>
+      </w:r>
+      <w:r>
+        <w:rPr>
+          <w:b/>
+          <w:sz w:val="24"/>
+          <w:szCs w:val="24"/>
+        </w:rPr>
+        <w:tab/>
+      </w:r>
+    </w:p>
+    <w:p>
+      <w:pPr>
+        <w:pStyle w:val="ListParagraph"/>
+        <w:ind w:left="450"/>
+        <w:rPr>
+          <w:b/>
+          <w:sz w:val="24"/>
+          <w:szCs w:val="24"/>
+        </w:rPr>
+      </w:pPr>
+      <w:r>
+        <w:rPr>
+          <w:b/>
+          <w:sz w:val="24"/>
+          <w:szCs w:val="24"/>
+        </w:rPr>
+        <w:tab/>
+      </w:r>
+      <w:r>
+        <w:rPr>
+          <w:b/>
+          <w:sz w:val="24"/>
+          <w:szCs w:val="24"/>
+        </w:rPr>
+        <w:t xml:space="preserve">  </w:t>
+      </w:r>
+      <w:r>
+        <w:rPr>
+          <w:b/>
+          <w:sz w:val="24"/>
+          <w:szCs w:val="24"/>
+        </w:rPr>
+        <w:tab/>
+      </w:r>
+      <w:r>
+        <w:rPr>
+          <w:b/>
+          <w:sz w:val="24"/>
+          <w:szCs w:val="24"/>
+        </w:rPr>
+        <w:tab/>
+      </w:r>
+      <w:r>
+        <w:rPr>
+          <w:b/>
+          <w:sz w:val="24"/>
+          <w:szCs w:val="24"/>
+        </w:rPr>
+        <w:tab/>
+      </w:r>
+    </w:p>
+    <w:p/>
     <w:sectPr>
       <w:pgSz w:w="11906" w:h="16838"/>
       <w:pgMar w:top="1440" w:right="1800" w:bottom="1440" w:left="1800" w:header="708" w:footer="708" w:gutter="0"/>
@@ -3091,8 +3752,8 @@
 </file>
 
 <file path=word/numbering.xml><?xml version="1.0" encoding="utf-8"?>
-<w:numbering xmlns:wpc="http://schemas.microsoft.com/office/word/2010/wordprocessingCanvas" xmlns:mc="http://schemas.openxmlformats.org/markup-compatibility/2006" xmlns:o="urn:schemas-microsoft-com:office:office" xmlns:r="http://schemas.openxmlformats.org/officeDocument/2006/relationships" xmlns:m="http://schemas.openxmlformats.org/officeDocument/2006/math" xmlns:v="urn:schemas-microsoft-com:vml" xmlns:wp14="http://schemas.microsoft.com/office/word/2010/wordprocessingDrawing" xmlns:wp="http://schemas.openxmlformats.org/drawingml/2006/wordprocessingDrawing" xmlns:w10="urn:schemas-microsoft-com:office:word" xmlns:w="http://schemas.openxmlformats.org/wordprocessingml/2006/main" xmlns:w14="http://schemas.microsoft.com/office/word/2010/wordml" xmlns:w15="http://schemas.microsoft.com/office/word/2012/wordml" xmlns:wpg="http://schemas.microsoft.com/office/word/2010/wordprocessingGroup" xmlns:wpi="http://schemas.microsoft.com/office/word/2010/wordprocessingInk" xmlns:wne="http://schemas.microsoft.com/office/word/2006/wordml" xmlns:wps="http://schemas.microsoft.com/office/word/2010/wordprocessingShape" mc:Ignorable="w14 w15 wp14">
-  <w:abstractNum w:abstractNumId="0">
+<w:numbering xmlns:wpc="http://schemas.microsoft.com/office/word/2010/wordprocessingCanvas" xmlns:cx="http://schemas.microsoft.com/office/drawing/2014/chartex" xmlns:cx1="http://schemas.microsoft.com/office/drawing/2015/9/8/chartex" xmlns:cx2="http://schemas.microsoft.com/office/drawing/2015/10/21/chartex" xmlns:cx3="http://schemas.microsoft.com/office/drawing/2016/5/9/chartex" xmlns:cx4="http://schemas.microsoft.com/office/drawing/2016/5/10/chartex" xmlns:cx5="http://schemas.microsoft.com/office/drawing/2016/5/11/chartex" xmlns:cx6="http://schemas.microsoft.com/office/drawing/2016/5/12/chartex" xmlns:cx7="http://schemas.microsoft.com/office/drawing/2016/5/13/chartex" xmlns:cx8="http://schemas.microsoft.com/office/drawing/2016/5/14/chartex" xmlns:mc="http://schemas.openxmlformats.org/markup-compatibility/2006" xmlns:aink="http://schemas.microsoft.com/office/drawing/2016/ink" xmlns:am3d="http://schemas.microsoft.com/office/drawing/2017/model3d" xmlns:o="urn:schemas-microsoft-com:office:office" xmlns:oel="http://schemas.microsoft.com/office/2019/extlst" xmlns:r="http://schemas.openxmlformats.org/officeDocument/2006/relationships" xmlns:m="http://schemas.openxmlformats.org/officeDocument/2006/math" xmlns:v="urn:schemas-microsoft-com:vml" xmlns:wp14="http://schemas.microsoft.com/office/word/2010/wordprocessingDrawing" xmlns:wp="http://schemas.openxmlformats.org/drawingml/2006/wordprocessingDrawing" xmlns:w10="urn:schemas-microsoft-com:office:word" xmlns:w="http://schemas.openxmlformats.org/wordprocessingml/2006/main" xmlns:w14="http://schemas.microsoft.com/office/word/2010/wordml" xmlns:w15="http://schemas.microsoft.com/office/word/2012/wordml" xmlns:w16cex="http://schemas.microsoft.com/office/word/2018/wordml/cex" xmlns:w16cid="http://schemas.microsoft.com/office/word/2016/wordml/cid" xmlns:w16="http://schemas.microsoft.com/office/word/2018/wordml" xmlns:w16du="http://schemas.microsoft.com/office/word/2023/wordml/word16du" xmlns:w16sdtdh="http://schemas.microsoft.com/office/word/2020/wordml/sdtdatahash" xmlns:w16sdtfl="http://schemas.microsoft.com/office/word/2024/wordml/sdtformatlock" xmlns:w16se="http://schemas.microsoft.com/office/word/2015/wordml/symex" xmlns:wpg="http://schemas.microsoft.com/office/word/2010/wordprocessingGroup" xmlns:wpi="http://schemas.microsoft.com/office/word/2010/wordprocessingInk" xmlns:wne="http://schemas.microsoft.com/office/word/2006/wordml" xmlns:wps="http://schemas.microsoft.com/office/word/2010/wordprocessingShape" mc:Ignorable="w14 w15 w16se w16cid w16 w16cex w16sdtdh w16sdtfl w16du wp14">
+  <w:abstractNum w:abstractNumId="0" w15:restartNumberingAfterBreak="0">
     <w:nsid w:val="005148E8"/>
     <w:multiLevelType w:val="multilevel"/>
     <w:tmpl w:val="448AC2E0"/>
@@ -3241,10 +3902,96 @@
       </w:rPr>
     </w:lvl>
   </w:abstractNum>
-  <w:abstractNum w:abstractNumId="1">
+  <w:abstractNum w:abstractNumId="1" w15:restartNumberingAfterBreak="0">
+    <w:nsid w:val="05652A76"/>
+    <w:multiLevelType w:val="hybridMultilevel"/>
+    <w:tmpl w:val="46C8BAFA"/>
+    <w:lvl w:ilvl="0" w:tplc="04080011">
+      <w:start w:val="1"/>
+      <w:numFmt w:val="decimal"/>
+      <w:lvlText w:val="%1)"/>
+      <w:lvlJc w:val="left"/>
+      <w:pPr>
+        <w:ind w:left="810" w:hanging="360"/>
+      </w:pPr>
+    </w:lvl>
+    <w:lvl w:ilvl="1" w:tplc="04080019" w:tentative="1">
+      <w:start w:val="1"/>
+      <w:numFmt w:val="lowerLetter"/>
+      <w:lvlText w:val="%2."/>
+      <w:lvlJc w:val="left"/>
+      <w:pPr>
+        <w:ind w:left="1530" w:hanging="360"/>
+      </w:pPr>
+    </w:lvl>
+    <w:lvl w:ilvl="2" w:tplc="0408001B" w:tentative="1">
+      <w:start w:val="1"/>
+      <w:numFmt w:val="lowerRoman"/>
+      <w:lvlText w:val="%3."/>
+      <w:lvlJc w:val="right"/>
+      <w:pPr>
+        <w:ind w:left="2250" w:hanging="180"/>
+      </w:pPr>
+    </w:lvl>
+    <w:lvl w:ilvl="3" w:tplc="0408000F" w:tentative="1">
+      <w:start w:val="1"/>
+      <w:numFmt w:val="decimal"/>
+      <w:lvlText w:val="%4."/>
+      <w:lvlJc w:val="left"/>
+      <w:pPr>
+        <w:ind w:left="2970" w:hanging="360"/>
+      </w:pPr>
+    </w:lvl>
+    <w:lvl w:ilvl="4" w:tplc="04080019" w:tentative="1">
+      <w:start w:val="1"/>
+      <w:numFmt w:val="lowerLetter"/>
+      <w:lvlText w:val="%5."/>
+      <w:lvlJc w:val="left"/>
+      <w:pPr>
+        <w:ind w:left="3690" w:hanging="360"/>
+      </w:pPr>
+    </w:lvl>
+    <w:lvl w:ilvl="5" w:tplc="0408001B" w:tentative="1">
+      <w:start w:val="1"/>
+      <w:numFmt w:val="lowerRoman"/>
+      <w:lvlText w:val="%6."/>
+      <w:lvlJc w:val="right"/>
+      <w:pPr>
+        <w:ind w:left="4410" w:hanging="180"/>
+      </w:pPr>
+    </w:lvl>
+    <w:lvl w:ilvl="6" w:tplc="0408000F" w:tentative="1">
+      <w:start w:val="1"/>
+      <w:numFmt w:val="decimal"/>
+      <w:lvlText w:val="%7."/>
+      <w:lvlJc w:val="left"/>
+      <w:pPr>
+        <w:ind w:left="5130" w:hanging="360"/>
+      </w:pPr>
+    </w:lvl>
+    <w:lvl w:ilvl="7" w:tplc="04080019" w:tentative="1">
+      <w:start w:val="1"/>
+      <w:numFmt w:val="lowerLetter"/>
+      <w:lvlText w:val="%8."/>
+      <w:lvlJc w:val="left"/>
+      <w:pPr>
+        <w:ind w:left="5850" w:hanging="360"/>
+      </w:pPr>
+    </w:lvl>
+    <w:lvl w:ilvl="8" w:tplc="0408001B" w:tentative="1">
+      <w:start w:val="1"/>
+      <w:numFmt w:val="lowerRoman"/>
+      <w:lvlText w:val="%9."/>
+      <w:lvlJc w:val="right"/>
+      <w:pPr>
+        <w:ind w:left="6570" w:hanging="180"/>
+      </w:pPr>
+    </w:lvl>
+  </w:abstractNum>
+  <w:abstractNum w:abstractNumId="2" w15:restartNumberingAfterBreak="0">
     <w:nsid w:val="0E4825CF"/>
     <w:multiLevelType w:val="multilevel"/>
-    <w:tmpl w:val="57FE2104"/>
+    <w:tmpl w:val="AB5A10A6"/>
     <w:lvl w:ilvl="0">
       <w:start w:val="1"/>
       <w:numFmt w:val="bullet"/>
@@ -3261,20 +4008,16 @@
         <w:sz w:val="20"/>
       </w:rPr>
     </w:lvl>
-    <w:lvl w:ilvl="1" w:tentative="1">
-      <w:start w:val="1"/>
-      <w:numFmt w:val="bullet"/>
-      <w:lvlText w:val="o"/>
-      <w:lvlJc w:val="left"/>
-      <w:pPr>
-        <w:tabs>
-          <w:tab w:val="num" w:pos="1440"/>
-        </w:tabs>
+    <w:lvl w:ilvl="1">
+      <w:start w:val="1"/>
+      <w:numFmt w:val="decimal"/>
+      <w:lvlText w:val="(%2)"/>
+      <w:lvlJc w:val="left"/>
+      <w:pPr>
         <w:ind w:left="1440" w:hanging="360"/>
       </w:pPr>
       <w:rPr>
-        <w:rFonts w:ascii="Courier New" w:hAnsi="Courier New" w:hint="default"/>
-        <w:sz w:val="20"/>
+        <w:rFonts w:hint="default"/>
       </w:rPr>
     </w:lvl>
     <w:lvl w:ilvl="2" w:tentative="1">
@@ -3390,7 +4133,7 @@
       </w:rPr>
     </w:lvl>
   </w:abstractNum>
-  <w:abstractNum w:abstractNumId="2">
+  <w:abstractNum w:abstractNumId="3" w15:restartNumberingAfterBreak="0">
     <w:nsid w:val="125906D9"/>
     <w:multiLevelType w:val="multilevel"/>
     <w:tmpl w:val="AEE8745A"/>
@@ -3539,7 +4282,120 @@
       </w:rPr>
     </w:lvl>
   </w:abstractNum>
-  <w:abstractNum w:abstractNumId="3">
+  <w:abstractNum w:abstractNumId="4" w15:restartNumberingAfterBreak="0">
+    <w:nsid w:val="1AAC6FE5"/>
+    <w:multiLevelType w:val="hybridMultilevel"/>
+    <w:tmpl w:val="4D262742"/>
+    <w:lvl w:ilvl="0" w:tplc="04080005">
+      <w:start w:val="1"/>
+      <w:numFmt w:val="bullet"/>
+      <w:lvlText w:val=""/>
+      <w:lvlJc w:val="left"/>
+      <w:pPr>
+        <w:ind w:left="1530" w:hanging="360"/>
+      </w:pPr>
+      <w:rPr>
+        <w:rFonts w:ascii="Wingdings" w:hAnsi="Wingdings" w:hint="default"/>
+      </w:rPr>
+    </w:lvl>
+    <w:lvl w:ilvl="1" w:tplc="04080003" w:tentative="1">
+      <w:start w:val="1"/>
+      <w:numFmt w:val="bullet"/>
+      <w:lvlText w:val="o"/>
+      <w:lvlJc w:val="left"/>
+      <w:pPr>
+        <w:ind w:left="2250" w:hanging="360"/>
+      </w:pPr>
+      <w:rPr>
+        <w:rFonts w:ascii="Courier New" w:hAnsi="Courier New" w:cs="Courier New" w:hint="default"/>
+      </w:rPr>
+    </w:lvl>
+    <w:lvl w:ilvl="2" w:tplc="04080005" w:tentative="1">
+      <w:start w:val="1"/>
+      <w:numFmt w:val="bullet"/>
+      <w:lvlText w:val=""/>
+      <w:lvlJc w:val="left"/>
+      <w:pPr>
+        <w:ind w:left="2970" w:hanging="360"/>
+      </w:pPr>
+      <w:rPr>
+        <w:rFonts w:ascii="Wingdings" w:hAnsi="Wingdings" w:hint="default"/>
+      </w:rPr>
+    </w:lvl>
+    <w:lvl w:ilvl="3" w:tplc="04080001" w:tentative="1">
+      <w:start w:val="1"/>
+      <w:numFmt w:val="bullet"/>
+      <w:lvlText w:val=""/>
+      <w:lvlJc w:val="left"/>
+      <w:pPr>
+        <w:ind w:left="3690" w:hanging="360"/>
+      </w:pPr>
+      <w:rPr>
+        <w:rFonts w:ascii="Symbol" w:hAnsi="Symbol" w:hint="default"/>
+      </w:rPr>
+    </w:lvl>
+    <w:lvl w:ilvl="4" w:tplc="04080003" w:tentative="1">
+      <w:start w:val="1"/>
+      <w:numFmt w:val="bullet"/>
+      <w:lvlText w:val="o"/>
+      <w:lvlJc w:val="left"/>
+      <w:pPr>
+        <w:ind w:left="4410" w:hanging="360"/>
+      </w:pPr>
+      <w:rPr>
+        <w:rFonts w:ascii="Courier New" w:hAnsi="Courier New" w:cs="Courier New" w:hint="default"/>
+      </w:rPr>
+    </w:lvl>
+    <w:lvl w:ilvl="5" w:tplc="04080005" w:tentative="1">
+      <w:start w:val="1"/>
+      <w:numFmt w:val="bullet"/>
+      <w:lvlText w:val=""/>
+      <w:lvlJc w:val="left"/>
+      <w:pPr>
+        <w:ind w:left="5130" w:hanging="360"/>
+      </w:pPr>
+      <w:rPr>
+        <w:rFonts w:ascii="Wingdings" w:hAnsi="Wingdings" w:hint="default"/>
+      </w:rPr>
+    </w:lvl>
+    <w:lvl w:ilvl="6" w:tplc="04080001" w:tentative="1">
+      <w:start w:val="1"/>
+      <w:numFmt w:val="bullet"/>
+      <w:lvlText w:val=""/>
+      <w:lvlJc w:val="left"/>
+      <w:pPr>
+        <w:ind w:left="5850" w:hanging="360"/>
+      </w:pPr>
+      <w:rPr>
+        <w:rFonts w:ascii="Symbol" w:hAnsi="Symbol" w:hint="default"/>
+      </w:rPr>
+    </w:lvl>
+    <w:lvl w:ilvl="7" w:tplc="04080003" w:tentative="1">
+      <w:start w:val="1"/>
+      <w:numFmt w:val="bullet"/>
+      <w:lvlText w:val="o"/>
+      <w:lvlJc w:val="left"/>
+      <w:pPr>
+        <w:ind w:left="6570" w:hanging="360"/>
+      </w:pPr>
+      <w:rPr>
+        <w:rFonts w:ascii="Courier New" w:hAnsi="Courier New" w:cs="Courier New" w:hint="default"/>
+      </w:rPr>
+    </w:lvl>
+    <w:lvl w:ilvl="8" w:tplc="04080005" w:tentative="1">
+      <w:start w:val="1"/>
+      <w:numFmt w:val="bullet"/>
+      <w:lvlText w:val=""/>
+      <w:lvlJc w:val="left"/>
+      <w:pPr>
+        <w:ind w:left="7290" w:hanging="360"/>
+      </w:pPr>
+      <w:rPr>
+        <w:rFonts w:ascii="Wingdings" w:hAnsi="Wingdings" w:hint="default"/>
+      </w:rPr>
+    </w:lvl>
+  </w:abstractNum>
+  <w:abstractNum w:abstractNumId="5" w15:restartNumberingAfterBreak="0">
     <w:nsid w:val="28FE645B"/>
     <w:multiLevelType w:val="multilevel"/>
     <w:tmpl w:val="9F6A16EE"/>
@@ -3688,7 +4544,7 @@
       </w:rPr>
     </w:lvl>
   </w:abstractNum>
-  <w:abstractNum w:abstractNumId="4">
+  <w:abstractNum w:abstractNumId="6" w15:restartNumberingAfterBreak="0">
     <w:nsid w:val="4E211B2A"/>
     <w:multiLevelType w:val="multilevel"/>
     <w:tmpl w:val="92AC3F0E"/>
@@ -3837,7 +4693,7 @@
       </w:rPr>
     </w:lvl>
   </w:abstractNum>
-  <w:abstractNum w:abstractNumId="5">
+  <w:abstractNum w:abstractNumId="7" w15:restartNumberingAfterBreak="0">
     <w:nsid w:val="4EBC5466"/>
     <w:multiLevelType w:val="multilevel"/>
     <w:tmpl w:val="0408001F"/>
@@ -3923,7 +4779,7 @@
       </w:pPr>
     </w:lvl>
   </w:abstractNum>
-  <w:abstractNum w:abstractNumId="6">
+  <w:abstractNum w:abstractNumId="8" w15:restartNumberingAfterBreak="0">
     <w:nsid w:val="50D07CB2"/>
     <w:multiLevelType w:val="multilevel"/>
     <w:tmpl w:val="0408001F"/>
@@ -4009,7 +4865,7 @@
       </w:pPr>
     </w:lvl>
   </w:abstractNum>
-  <w:abstractNum w:abstractNumId="7">
+  <w:abstractNum w:abstractNumId="9" w15:restartNumberingAfterBreak="0">
     <w:nsid w:val="573E1CD7"/>
     <w:multiLevelType w:val="multilevel"/>
     <w:tmpl w:val="4726DCE2"/>
@@ -4122,10 +4978,96 @@
       </w:pPr>
     </w:lvl>
   </w:abstractNum>
-  <w:abstractNum w:abstractNumId="8">
+  <w:abstractNum w:abstractNumId="10" w15:restartNumberingAfterBreak="0">
+    <w:nsid w:val="7A5845BA"/>
+    <w:multiLevelType w:val="hybridMultilevel"/>
+    <w:tmpl w:val="7FEACCCE"/>
+    <w:lvl w:ilvl="0" w:tplc="0408000F">
+      <w:start w:val="1"/>
+      <w:numFmt w:val="decimal"/>
+      <w:lvlText w:val="%1."/>
+      <w:lvlJc w:val="left"/>
+      <w:pPr>
+        <w:ind w:left="2884" w:hanging="360"/>
+      </w:pPr>
+    </w:lvl>
+    <w:lvl w:ilvl="1" w:tplc="04080019" w:tentative="1">
+      <w:start w:val="1"/>
+      <w:numFmt w:val="lowerLetter"/>
+      <w:lvlText w:val="%2."/>
+      <w:lvlJc w:val="left"/>
+      <w:pPr>
+        <w:ind w:left="3604" w:hanging="360"/>
+      </w:pPr>
+    </w:lvl>
+    <w:lvl w:ilvl="2" w:tplc="0408001B" w:tentative="1">
+      <w:start w:val="1"/>
+      <w:numFmt w:val="lowerRoman"/>
+      <w:lvlText w:val="%3."/>
+      <w:lvlJc w:val="right"/>
+      <w:pPr>
+        <w:ind w:left="4324" w:hanging="180"/>
+      </w:pPr>
+    </w:lvl>
+    <w:lvl w:ilvl="3" w:tplc="0408000F" w:tentative="1">
+      <w:start w:val="1"/>
+      <w:numFmt w:val="decimal"/>
+      <w:lvlText w:val="%4."/>
+      <w:lvlJc w:val="left"/>
+      <w:pPr>
+        <w:ind w:left="5044" w:hanging="360"/>
+      </w:pPr>
+    </w:lvl>
+    <w:lvl w:ilvl="4" w:tplc="04080019" w:tentative="1">
+      <w:start w:val="1"/>
+      <w:numFmt w:val="lowerLetter"/>
+      <w:lvlText w:val="%5."/>
+      <w:lvlJc w:val="left"/>
+      <w:pPr>
+        <w:ind w:left="5764" w:hanging="360"/>
+      </w:pPr>
+    </w:lvl>
+    <w:lvl w:ilvl="5" w:tplc="0408001B" w:tentative="1">
+      <w:start w:val="1"/>
+      <w:numFmt w:val="lowerRoman"/>
+      <w:lvlText w:val="%6."/>
+      <w:lvlJc w:val="right"/>
+      <w:pPr>
+        <w:ind w:left="6484" w:hanging="180"/>
+      </w:pPr>
+    </w:lvl>
+    <w:lvl w:ilvl="6" w:tplc="0408000F" w:tentative="1">
+      <w:start w:val="1"/>
+      <w:numFmt w:val="decimal"/>
+      <w:lvlText w:val="%7."/>
+      <w:lvlJc w:val="left"/>
+      <w:pPr>
+        <w:ind w:left="7204" w:hanging="360"/>
+      </w:pPr>
+    </w:lvl>
+    <w:lvl w:ilvl="7" w:tplc="04080019" w:tentative="1">
+      <w:start w:val="1"/>
+      <w:numFmt w:val="lowerLetter"/>
+      <w:lvlText w:val="%8."/>
+      <w:lvlJc w:val="left"/>
+      <w:pPr>
+        <w:ind w:left="7924" w:hanging="360"/>
+      </w:pPr>
+    </w:lvl>
+    <w:lvl w:ilvl="8" w:tplc="0408001B" w:tentative="1">
+      <w:start w:val="1"/>
+      <w:numFmt w:val="lowerRoman"/>
+      <w:lvlText w:val="%9."/>
+      <w:lvlJc w:val="right"/>
+      <w:pPr>
+        <w:ind w:left="8644" w:hanging="180"/>
+      </w:pPr>
+    </w:lvl>
+  </w:abstractNum>
+  <w:abstractNum w:abstractNumId="11" w15:restartNumberingAfterBreak="0">
     <w:nsid w:val="7B09608A"/>
     <w:multiLevelType w:val="multilevel"/>
-    <w:tmpl w:val="98E6271C"/>
+    <w:tmpl w:val="5FAEFA3E"/>
     <w:lvl w:ilvl="0">
       <w:start w:val="1"/>
       <w:numFmt w:val="bullet"/>
@@ -4142,23 +5084,19 @@
         <w:sz w:val="20"/>
       </w:rPr>
     </w:lvl>
-    <w:lvl w:ilvl="1" w:tentative="1">
-      <w:start w:val="1"/>
-      <w:numFmt w:val="bullet"/>
-      <w:lvlText w:val="o"/>
-      <w:lvlJc w:val="left"/>
-      <w:pPr>
-        <w:tabs>
-          <w:tab w:val="num" w:pos="1440"/>
-        </w:tabs>
-        <w:ind w:left="1440" w:hanging="360"/>
-      </w:pPr>
-      <w:rPr>
-        <w:rFonts w:ascii="Courier New" w:hAnsi="Courier New" w:hint="default"/>
-        <w:sz w:val="20"/>
-      </w:rPr>
-    </w:lvl>
-    <w:lvl w:ilvl="2" w:tentative="1">
+    <w:lvl w:ilvl="1">
+      <w:start w:val="1"/>
+      <w:numFmt w:val="decimal"/>
+      <w:lvlText w:val="(%2)"/>
+      <w:lvlJc w:val="left"/>
+      <w:pPr>
+        <w:ind w:left="450" w:hanging="360"/>
+      </w:pPr>
+      <w:rPr>
+        <w:rFonts w:hint="default"/>
+      </w:rPr>
+    </w:lvl>
+    <w:lvl w:ilvl="2">
       <w:start w:val="1"/>
       <w:numFmt w:val="bullet"/>
       <w:lvlText w:val=""/>
@@ -4174,104 +5112,98 @@
         <w:sz w:val="20"/>
       </w:rPr>
     </w:lvl>
-    <w:lvl w:ilvl="3" w:tentative="1">
+    <w:lvl w:ilvl="3">
+      <w:start w:val="1"/>
+      <w:numFmt w:val="decimal"/>
+      <w:lvlText w:val="(%4)"/>
+      <w:lvlJc w:val="left"/>
+      <w:pPr>
+        <w:ind w:left="2880" w:hanging="360"/>
+      </w:pPr>
+      <w:rPr>
+        <w:rFonts w:hint="default"/>
+        <w:b/>
+      </w:rPr>
+    </w:lvl>
+    <w:lvl w:ilvl="4">
+      <w:start w:val="1"/>
+      <w:numFmt w:val="decimal"/>
+      <w:lvlText w:val="(%5)"/>
+      <w:lvlJc w:val="left"/>
+      <w:pPr>
+        <w:ind w:left="3600" w:hanging="360"/>
+      </w:pPr>
+      <w:rPr>
+        <w:rFonts w:hint="default"/>
+        <w:b/>
+      </w:rPr>
+    </w:lvl>
+    <w:lvl w:ilvl="5" w:tentative="1">
       <w:start w:val="1"/>
       <w:numFmt w:val="bullet"/>
       <w:lvlText w:val=""/>
       <w:lvlJc w:val="left"/>
       <w:pPr>
         <w:tabs>
-          <w:tab w:val="num" w:pos="2880"/>
-        </w:tabs>
-        <w:ind w:left="2880" w:hanging="360"/>
+          <w:tab w:val="num" w:pos="4320"/>
+        </w:tabs>
+        <w:ind w:left="4320" w:hanging="360"/>
       </w:pPr>
       <w:rPr>
         <w:rFonts w:ascii="Wingdings" w:hAnsi="Wingdings" w:hint="default"/>
         <w:sz w:val="20"/>
       </w:rPr>
     </w:lvl>
-    <w:lvl w:ilvl="4" w:tentative="1">
+    <w:lvl w:ilvl="6" w:tentative="1">
       <w:start w:val="1"/>
       <w:numFmt w:val="bullet"/>
       <w:lvlText w:val=""/>
       <w:lvlJc w:val="left"/>
       <w:pPr>
         <w:tabs>
-          <w:tab w:val="num" w:pos="3600"/>
-        </w:tabs>
-        <w:ind w:left="3600" w:hanging="360"/>
+          <w:tab w:val="num" w:pos="5040"/>
+        </w:tabs>
+        <w:ind w:left="5040" w:hanging="360"/>
       </w:pPr>
       <w:rPr>
         <w:rFonts w:ascii="Wingdings" w:hAnsi="Wingdings" w:hint="default"/>
         <w:sz w:val="20"/>
       </w:rPr>
     </w:lvl>
-    <w:lvl w:ilvl="5" w:tentative="1">
+    <w:lvl w:ilvl="7" w:tentative="1">
       <w:start w:val="1"/>
       <w:numFmt w:val="bullet"/>
       <w:lvlText w:val=""/>
       <w:lvlJc w:val="left"/>
       <w:pPr>
         <w:tabs>
-          <w:tab w:val="num" w:pos="4320"/>
-        </w:tabs>
-        <w:ind w:left="4320" w:hanging="360"/>
+          <w:tab w:val="num" w:pos="5760"/>
+        </w:tabs>
+        <w:ind w:left="5760" w:hanging="360"/>
       </w:pPr>
       <w:rPr>
         <w:rFonts w:ascii="Wingdings" w:hAnsi="Wingdings" w:hint="default"/>
         <w:sz w:val="20"/>
       </w:rPr>
     </w:lvl>
-    <w:lvl w:ilvl="6" w:tentative="1">
+    <w:lvl w:ilvl="8" w:tentative="1">
       <w:start w:val="1"/>
       <w:numFmt w:val="bullet"/>
       <w:lvlText w:val=""/>
       <w:lvlJc w:val="left"/>
       <w:pPr>
         <w:tabs>
-          <w:tab w:val="num" w:pos="5040"/>
-        </w:tabs>
-        <w:ind w:left="5040" w:hanging="360"/>
+          <w:tab w:val="num" w:pos="6480"/>
+        </w:tabs>
+        <w:ind w:left="6480" w:hanging="360"/>
       </w:pPr>
       <w:rPr>
         <w:rFonts w:ascii="Wingdings" w:hAnsi="Wingdings" w:hint="default"/>
         <w:sz w:val="20"/>
       </w:rPr>
     </w:lvl>
-    <w:lvl w:ilvl="7" w:tentative="1">
-      <w:start w:val="1"/>
-      <w:numFmt w:val="bullet"/>
-      <w:lvlText w:val=""/>
-      <w:lvlJc w:val="left"/>
-      <w:pPr>
-        <w:tabs>
-          <w:tab w:val="num" w:pos="5760"/>
-        </w:tabs>
-        <w:ind w:left="5760" w:hanging="360"/>
-      </w:pPr>
-      <w:rPr>
-        <w:rFonts w:ascii="Wingdings" w:hAnsi="Wingdings" w:hint="default"/>
-        <w:sz w:val="20"/>
-      </w:rPr>
-    </w:lvl>
-    <w:lvl w:ilvl="8" w:tentative="1">
-      <w:start w:val="1"/>
-      <w:numFmt w:val="bullet"/>
-      <w:lvlText w:val=""/>
-      <w:lvlJc w:val="left"/>
-      <w:pPr>
-        <w:tabs>
-          <w:tab w:val="num" w:pos="6480"/>
-        </w:tabs>
-        <w:ind w:left="6480" w:hanging="360"/>
-      </w:pPr>
-      <w:rPr>
-        <w:rFonts w:ascii="Wingdings" w:hAnsi="Wingdings" w:hint="default"/>
-        <w:sz w:val="20"/>
-      </w:rPr>
-    </w:lvl>
   </w:abstractNum>
-  <w:abstractNum w:abstractNumId="9">
+  <w:abstractNum w:abstractNumId="12" w15:restartNumberingAfterBreak="0">
     <w:nsid w:val="7D6E2774"/>
     <w:multiLevelType w:val="multilevel"/>
     <w:tmpl w:val="0408001F"/>
@@ -4357,7 +5289,7 @@
       </w:pPr>
     </w:lvl>
   </w:abstractNum>
-  <w:abstractNum w:abstractNumId="10">
+  <w:abstractNum w:abstractNumId="13" w15:restartNumberingAfterBreak="0">
     <w:nsid w:val="7F5A0003"/>
     <w:multiLevelType w:val="multilevel"/>
     <w:tmpl w:val="68085BFA"/>
@@ -4506,7 +5438,7 @@
       </w:rPr>
     </w:lvl>
   </w:abstractNum>
-  <w:abstractNum w:abstractNumId="11">
+  <w:abstractNum w:abstractNumId="14" w15:restartNumberingAfterBreak="0">
     <w:nsid w:val="7FF942C6"/>
     <w:multiLevelType w:val="multilevel"/>
     <w:tmpl w:val="0408001F"/>
@@ -4592,47 +5524,56 @@
       </w:pPr>
     </w:lvl>
   </w:abstractNum>
-  <w:num w:numId="1">
+  <w:num w:numId="1" w16cid:durableId="2128624726">
+    <w:abstractNumId w:val="12"/>
+  </w:num>
+  <w:num w:numId="2" w16cid:durableId="1664239940">
+    <w:abstractNumId w:val="8"/>
+  </w:num>
+  <w:num w:numId="3" w16cid:durableId="1443182414">
+    <w:abstractNumId w:val="14"/>
+  </w:num>
+  <w:num w:numId="4" w16cid:durableId="2006593669">
+    <w:abstractNumId w:val="7"/>
+  </w:num>
+  <w:num w:numId="5" w16cid:durableId="236207935">
+    <w:abstractNumId w:val="3"/>
+  </w:num>
+  <w:num w:numId="6" w16cid:durableId="1064833752">
+    <w:abstractNumId w:val="13"/>
+  </w:num>
+  <w:num w:numId="7" w16cid:durableId="393551590">
+    <w:abstractNumId w:val="0"/>
+  </w:num>
+  <w:num w:numId="8" w16cid:durableId="648217433">
+    <w:abstractNumId w:val="6"/>
+  </w:num>
+  <w:num w:numId="9" w16cid:durableId="958530444">
+    <w:abstractNumId w:val="5"/>
+  </w:num>
+  <w:num w:numId="10" w16cid:durableId="1074084135">
+    <w:abstractNumId w:val="2"/>
+  </w:num>
+  <w:num w:numId="11" w16cid:durableId="1075400021">
+    <w:abstractNumId w:val="11"/>
+  </w:num>
+  <w:num w:numId="12" w16cid:durableId="2114593303">
     <w:abstractNumId w:val="9"/>
   </w:num>
-  <w:num w:numId="2">
-    <w:abstractNumId w:val="6"/>
+  <w:num w:numId="13" w16cid:durableId="1059786986">
+    <w:abstractNumId w:val="1"/>
   </w:num>
-  <w:num w:numId="3">
-    <w:abstractNumId w:val="11"/>
-  </w:num>
-  <w:num w:numId="4">
-    <w:abstractNumId w:val="5"/>
-  </w:num>
-  <w:num w:numId="5">
-    <w:abstractNumId w:val="2"/>
-  </w:num>
-  <w:num w:numId="6">
-    <w:abstractNumId w:val="10"/>
-  </w:num>
-  <w:num w:numId="7">
-    <w:abstractNumId w:val="0"/>
-  </w:num>
-  <w:num w:numId="8">
+  <w:num w:numId="14" w16cid:durableId="836530283">
     <w:abstractNumId w:val="4"/>
   </w:num>
-  <w:num w:numId="9">
-    <w:abstractNumId w:val="3"/>
-  </w:num>
-  <w:num w:numId="10">
-    <w:abstractNumId w:val="1"/>
-  </w:num>
-  <w:num w:numId="11">
-    <w:abstractNumId w:val="8"/>
-  </w:num>
-  <w:num w:numId="12">
-    <w:abstractNumId w:val="7"/>
+  <w:num w:numId="15" w16cid:durableId="1893493036">
+    <w:abstractNumId w:val="10"/>
   </w:num>
 </w:numbering>
 </file>
 
 <file path=word/styles.xml><?xml version="1.0" encoding="utf-8"?>
-<w:styles xmlns:mc="http://schemas.openxmlformats.org/markup-compatibility/2006" xmlns:r="http://schemas.openxmlformats.org/officeDocument/2006/relationships" xmlns:w="http://schemas.openxmlformats.org/wordprocessingml/2006/main" xmlns:w14="http://schemas.microsoft.com/office/word/2010/wordml" xmlns:w15="http://schemas.microsoft.com/office/word/2012/wordml" mc:Ignorable="w14 w15">
+<w:styles xmlns:mc="http://schemas.openxmlformats.org/markup-compatibility/2006" xmlns:r="http://schemas.openxmlformats.org/officeDocument/2006/relationships" xmlns:w="http://schemas.openxmlformats.org/wordprocessingml/2006/main" xmlns:w14="http://schemas.microsoft.com/office/word/2010/wordml" xmlns:w15="http://schemas.microsoft.com/office/word/2012/wordml" xmlns:w16cex="http://schemas.microsoft.com/office/word/2018/wordml/cex" xmlns:w16cid="http://schemas.microsoft.com/office/word/2016/wordml/cid" xmlns:w16="http://schemas.microsoft.com/office/word/2018/wordml" xmlns:w16du="http://schemas.microsoft.com/office/word/2023/wordml/word16du" xmlns:w16sdtdh="http://schemas.microsoft.com/office/word/2020/wordml/sdtdatahash" xmlns:w16sdtfl="http://schemas.microsoft.com/office/word/2024/wordml/sdtformatlock" xmlns:w16se="http://schemas.microsoft.com/office/word/2015/wordml/symex" mc:Ignorable="w14 w15 w16se w16cid w16 w16cex w16sdtdh w16sdtfl w16du">
   <w:docDefaults>
     <w:rPrDefault>
       <w:rPr>
@@ -4648,7 +5589,7 @@
       </w:pPr>
     </w:pPrDefault>
   </w:docDefaults>
-  <w:latentStyles w:defLockedState="0" w:defUIPriority="99" w:defSemiHidden="0" w:defUnhideWhenUsed="0" w:defQFormat="0" w:count="371">
+  <w:latentStyles w:defLockedState="0" w:defUIPriority="99" w:defSemiHidden="0" w:defUnhideWhenUsed="0" w:defQFormat="0" w:count="376">
     <w:lsdException w:name="Normal" w:uiPriority="0" w:qFormat="1"/>
     <w:lsdException w:name="heading 1" w:uiPriority="9" w:qFormat="1"/>
     <w:lsdException w:name="heading 2" w:semiHidden="1" w:uiPriority="9" w:unhideWhenUsed="1" w:qFormat="1"/>
@@ -5020,17 +5961,22 @@
     <w:lsdException w:name="List Table 5 Dark Accent 6" w:uiPriority="50"/>
     <w:lsdException w:name="List Table 6 Colorful Accent 6" w:uiPriority="51"/>
     <w:lsdException w:name="List Table 7 Colorful Accent 6" w:uiPriority="52"/>
+    <w:lsdException w:name="Mention" w:semiHidden="1" w:unhideWhenUsed="1"/>
+    <w:lsdException w:name="Smart Hyperlink" w:semiHidden="1" w:unhideWhenUsed="1"/>
+    <w:lsdException w:name="Hashtag" w:semiHidden="1" w:unhideWhenUsed="1"/>
+    <w:lsdException w:name="Unresolved Mention" w:semiHidden="1" w:unhideWhenUsed="1"/>
+    <w:lsdException w:name="Smart Link" w:semiHidden="1" w:unhideWhenUsed="1"/>
   </w:latentStyles>
-  <w:style w:type="paragraph" w:default="1" w:styleId="a">
+  <w:style w:type="paragraph" w:default="1" w:styleId="Normal">
     <w:name w:val="Normal"/>
     <w:qFormat/>
     <w:rsid w:val="0020126E"/>
   </w:style>
-  <w:style w:type="paragraph" w:styleId="1">
+  <w:style w:type="paragraph" w:styleId="Heading1">
     <w:name w:val="heading 1"/>
-    <w:basedOn w:val="a"/>
-    <w:next w:val="a"/>
-    <w:link w:val="1Char"/>
+    <w:basedOn w:val="Normal"/>
+    <w:next w:val="Normal"/>
+    <w:link w:val="Heading1Char"/>
     <w:uiPriority w:val="9"/>
     <w:qFormat/>
     <w:rsid w:val="00CC09DE"/>
@@ -5047,11 +5993,11 @@
       <w:szCs w:val="32"/>
     </w:rPr>
   </w:style>
-  <w:style w:type="paragraph" w:styleId="2">
+  <w:style w:type="paragraph" w:styleId="Heading2">
     <w:name w:val="heading 2"/>
-    <w:basedOn w:val="a"/>
-    <w:next w:val="a"/>
-    <w:link w:val="2Char"/>
+    <w:basedOn w:val="Normal"/>
+    <w:next w:val="Normal"/>
+    <w:link w:val="Heading2Char"/>
     <w:uiPriority w:val="9"/>
     <w:unhideWhenUsed/>
     <w:qFormat/>
@@ -5069,11 +6015,11 @@
       <w:szCs w:val="26"/>
     </w:rPr>
   </w:style>
-  <w:style w:type="paragraph" w:styleId="3">
+  <w:style w:type="paragraph" w:styleId="Heading3">
     <w:name w:val="heading 3"/>
-    <w:basedOn w:val="a"/>
-    <w:next w:val="a"/>
-    <w:link w:val="3Char"/>
+    <w:basedOn w:val="Normal"/>
+    <w:next w:val="Normal"/>
+    <w:link w:val="Heading3Char"/>
     <w:uiPriority w:val="9"/>
     <w:semiHidden/>
     <w:unhideWhenUsed/>
@@ -5092,13 +6038,13 @@
       <w:szCs w:val="24"/>
     </w:rPr>
   </w:style>
-  <w:style w:type="character" w:default="1" w:styleId="a0">
+  <w:style w:type="character" w:default="1" w:styleId="DefaultParagraphFont">
     <w:name w:val="Default Paragraph Font"/>
     <w:uiPriority w:val="1"/>
     <w:semiHidden/>
     <w:unhideWhenUsed/>
   </w:style>
-  <w:style w:type="table" w:default="1" w:styleId="a1">
+  <w:style w:type="table" w:default="1" w:styleId="TableNormal">
     <w:name w:val="Normal Table"/>
     <w:uiPriority w:val="99"/>
     <w:semiHidden/>
@@ -5113,17 +6059,17 @@
       </w:tblCellMar>
     </w:tblPr>
   </w:style>
-  <w:style w:type="numbering" w:default="1" w:styleId="a2">
+  <w:style w:type="numbering" w:default="1" w:styleId="NoList">
     <w:name w:val="No List"/>
     <w:uiPriority w:val="99"/>
     <w:semiHidden/>
     <w:unhideWhenUsed/>
   </w:style>
-  <w:style w:type="paragraph" w:styleId="a3">
+  <w:style w:type="paragraph" w:styleId="Title">
     <w:name w:val="Title"/>
-    <w:basedOn w:val="a"/>
-    <w:next w:val="a"/>
-    <w:link w:val="Char"/>
+    <w:basedOn w:val="Normal"/>
+    <w:next w:val="Normal"/>
+    <w:link w:val="TitleChar"/>
     <w:uiPriority w:val="10"/>
     <w:qFormat/>
     <w:rsid w:val="00CC09DE"/>
@@ -5139,10 +6085,10 @@
       <w:szCs w:val="56"/>
     </w:rPr>
   </w:style>
-  <w:style w:type="character" w:customStyle="1" w:styleId="Char">
-    <w:name w:val="Τίτλος Char"/>
-    <w:basedOn w:val="a0"/>
-    <w:link w:val="a3"/>
+  <w:style w:type="character" w:customStyle="1" w:styleId="TitleChar">
+    <w:name w:val="Title Char"/>
+    <w:basedOn w:val="DefaultParagraphFont"/>
+    <w:link w:val="Title"/>
     <w:uiPriority w:val="10"/>
     <w:rsid w:val="00CC09DE"/>
     <w:rPr>
@@ -5153,10 +6099,10 @@
       <w:szCs w:val="56"/>
     </w:rPr>
   </w:style>
-  <w:style w:type="character" w:customStyle="1" w:styleId="1Char">
-    <w:name w:val="Επικεφαλίδα 1 Char"/>
-    <w:basedOn w:val="a0"/>
-    <w:link w:val="1"/>
+  <w:style w:type="character" w:customStyle="1" w:styleId="Heading1Char">
+    <w:name w:val="Heading 1 Char"/>
+    <w:basedOn w:val="DefaultParagraphFont"/>
+    <w:link w:val="Heading1"/>
     <w:uiPriority w:val="9"/>
     <w:rsid w:val="00CC09DE"/>
     <w:rPr>
@@ -5166,9 +6112,9 @@
       <w:szCs w:val="32"/>
     </w:rPr>
   </w:style>
-  <w:style w:type="paragraph" w:styleId="a4">
+  <w:style w:type="paragraph" w:styleId="ListParagraph">
     <w:name w:val="List Paragraph"/>
-    <w:basedOn w:val="a"/>
+    <w:basedOn w:val="Normal"/>
     <w:uiPriority w:val="34"/>
     <w:qFormat/>
     <w:rsid w:val="00D53D42"/>
@@ -5177,10 +6123,10 @@
       <w:contextualSpacing/>
     </w:pPr>
   </w:style>
-  <w:style w:type="character" w:customStyle="1" w:styleId="3Char">
-    <w:name w:val="Επικεφαλίδα 3 Char"/>
-    <w:basedOn w:val="a0"/>
-    <w:link w:val="3"/>
+  <w:style w:type="character" w:customStyle="1" w:styleId="Heading3Char">
+    <w:name w:val="Heading 3 Char"/>
+    <w:basedOn w:val="DefaultParagraphFont"/>
+    <w:link w:val="Heading3"/>
     <w:uiPriority w:val="9"/>
     <w:semiHidden/>
     <w:rsid w:val="00F27068"/>
@@ -5191,10 +6137,10 @@
       <w:szCs w:val="24"/>
     </w:rPr>
   </w:style>
-  <w:style w:type="character" w:customStyle="1" w:styleId="2Char">
-    <w:name w:val="Επικεφαλίδα 2 Char"/>
-    <w:basedOn w:val="a0"/>
-    <w:link w:val="2"/>
+  <w:style w:type="character" w:customStyle="1" w:styleId="Heading2Char">
+    <w:name w:val="Heading 2 Char"/>
+    <w:basedOn w:val="DefaultParagraphFont"/>
+    <w:link w:val="Heading2"/>
     <w:uiPriority w:val="9"/>
     <w:rsid w:val="00190C6D"/>
     <w:rPr>
@@ -5204,9 +6150,9 @@
       <w:szCs w:val="26"/>
     </w:rPr>
   </w:style>
-  <w:style w:type="paragraph" w:styleId="Web">
+  <w:style w:type="paragraph" w:styleId="NormalWeb">
     <w:name w:val="Normal (Web)"/>
-    <w:basedOn w:val="a"/>
+    <w:basedOn w:val="Normal"/>
     <w:uiPriority w:val="99"/>
     <w:semiHidden/>
     <w:unhideWhenUsed/>
